--- a/docs/downloads/william-kelly/doc_0573.docx
+++ b/docs/downloads/william-kelly/doc_0573.docx
@@ -1,278 +1,2244 @@
 
 <file path=word/document.xml><?xml version="1.0" encoding="utf-8"?>
-<w:document xmlns:wpc="http://schemas.microsoft.com/office/word/2010/wordprocessingCanvas" xmlns:cx="http://schemas.microsoft.com/office/drawing/2014/chartex" xmlns:cx1="http://schemas.microsoft.com/office/drawing/2015/9/8/chartex" xmlns:cx2="http://schemas.microsoft.com/office/drawing/2015/10/21/chartex" xmlns:cx3="http://schemas.microsoft.com/office/drawing/2016/5/9/chartex" xmlns:cx4="http://schemas.microsoft.com/office/drawing/2016/5/10/chartex" xmlns:cx5="http://schemas.microsoft.com/office/drawing/2016/5/11/chartex" xmlns:cx6="http://schemas.microsoft.com/office/drawing/2016/5/12/chartex" xmlns:cx7="http://schemas.microsoft.com/office/drawing/2016/5/13/chartex" xmlns:cx8="http://schemas.microsoft.com/office/drawing/2016/5/14/chartex" xmlns:mc="http://schemas.openxmlformats.org/markup-compatibility/2006" xmlns:aink="http://schemas.microsoft.com/office/drawing/2016/ink" xmlns:am3d="http://schemas.microsoft.com/office/drawing/2017/model3d" xmlns:o="urn:schemas-microsoft-com:office:office" xmlns:oel="http://schemas.microsoft.com/office/2019/extlst" xmlns:r="http://schemas.openxmlformats.org/officeDocument/2006/relationships" xmlns:m="http://schemas.openxmlformats.org/officeDocument/2006/math" xmlns:v="urn:schemas-microsoft-com:vml" xmlns:wp14="http://schemas.microsoft.com/office/word/2010/wordprocessingDrawing" xmlns:wp="http://schemas.openxmlformats.org/drawingml/2006/wordprocessingDrawing" xmlns:w10="urn:schemas-microsoft-com:office:word" xmlns:w="http://schemas.openxmlformats.org/wordprocessingml/2006/main" xmlns:w14="http://schemas.microsoft.com/office/word/2010/wordml" xmlns:w15="http://schemas.microsoft.com/office/word/2012/wordml" xmlns:w16cex="http://schemas.microsoft.com/office/word/2018/wordml/cex" xmlns:w16cid="http://schemas.microsoft.com/office/word/2016/wordml/cid" xmlns:w16="http://schemas.microsoft.com/office/word/2018/wordml" xmlns:w16du="http://schemas.microsoft.com/office/word/2023/wordml/word16du" xmlns:w16sdtdh="http://schemas.microsoft.com/office/word/2020/wordml/sdtdatahash" xmlns:w16se="http://schemas.microsoft.com/office/word/2015/wordml/symex" xmlns:wpg="http://schemas.microsoft.com/office/word/2010/wordprocessingGroup" xmlns:wpi="http://schemas.microsoft.com/office/word/2010/wordprocessingInk" xmlns:wne="http://schemas.microsoft.com/office/word/2006/wordml" xmlns:wps="http://schemas.microsoft.com/office/word/2010/wordprocessingShape" mc:Ignorable="w14 w15 w16se w16cid w16 w16cex w16sdtdh wp14">
+<w:document xmlns:wpc="http://schemas.microsoft.com/office/word/2010/wordprocessingCanvas" xmlns:cx="http://schemas.microsoft.com/office/drawing/2014/chartex" xmlns:cx1="http://schemas.microsoft.com/office/drawing/2015/9/8/chartex" xmlns:cx2="http://schemas.microsoft.com/office/drawing/2015/10/21/chartex" xmlns:cx3="http://schemas.microsoft.com/office/drawing/2016/5/9/chartex" xmlns:cx4="http://schemas.microsoft.com/office/drawing/2016/5/10/chartex" xmlns:cx5="http://schemas.microsoft.com/office/drawing/2016/5/11/chartex" xmlns:cx6="http://schemas.microsoft.com/office/drawing/2016/5/12/chartex" xmlns:cx7="http://schemas.microsoft.com/office/drawing/2016/5/13/chartex" xmlns:cx8="http://schemas.microsoft.com/office/drawing/2016/5/14/chartex" xmlns:mc="http://schemas.openxmlformats.org/markup-compatibility/2006" xmlns:aink="http://schemas.microsoft.com/office/drawing/2016/ink" xmlns:am3d="http://schemas.microsoft.com/office/drawing/2017/model3d" xmlns:o="urn:schemas-microsoft-com:office:office" xmlns:r="http://schemas.openxmlformats.org/officeDocument/2006/relationships" xmlns:m="http://schemas.openxmlformats.org/officeDocument/2006/math" xmlns:v="urn:schemas-microsoft-com:vml" xmlns:wp14="http://schemas.microsoft.com/office/word/2010/wordprocessingDrawing" xmlns:wp="http://schemas.openxmlformats.org/drawingml/2006/wordprocessingDrawing" xmlns:w10="urn:schemas-microsoft-com:office:word" xmlns:w="http://schemas.openxmlformats.org/wordprocessingml/2006/main" xmlns:w14="http://schemas.microsoft.com/office/word/2010/wordml" xmlns:w15="http://schemas.microsoft.com/office/word/2012/wordml" xmlns:w16cex="http://schemas.microsoft.com/office/word/2018/wordml/cex" xmlns:w16cid="http://schemas.microsoft.com/office/word/2016/wordml/cid" xmlns:w16="http://schemas.microsoft.com/office/word/2018/wordml" xmlns:w16sdtdh="http://schemas.microsoft.com/office/word/2020/wordml/sdtdatahash" xmlns:w16se="http://schemas.microsoft.com/office/word/2015/wordml/symex" xmlns:wpg="http://schemas.microsoft.com/office/word/2010/wordprocessingGroup" xmlns:wpi="http://schemas.microsoft.com/office/word/2010/wordprocessingInk" xmlns:wne="http://schemas.microsoft.com/office/word/2006/wordml" xmlns:wps="http://schemas.microsoft.com/office/word/2010/wordprocessingShape" mc:Ignorable="w14 w15 w16se w16cid w16 w16cex w16sdtdh wp14">
   <w:body>
     <w:p>
       <w:pPr>
-        <w:rPr>
-          <w:rtl/>
+        <w:jc w:val="both"/>
+        <w:rPr>
+          <w:rFonts w:ascii="Sakkal Majalla" w:hAnsi="Sakkal Majalla" w:cs="Sakkal Majalla"/>
+          <w:sz w:val="28"/>
+          <w:szCs w:val="28"/>
+          <w:rtl/>
+          <w:lang w:bidi="ar-AE"/>
         </w:rPr>
       </w:pPr>
       <w:hyperlink r:id="rId4" w:history="1">
         <w:r>
           <w:rPr>
             <w:rStyle w:val="Hyperlink"/>
+            <w:rFonts w:ascii="Sakkal Majalla" w:hAnsi="Sakkal Majalla" w:cs="Sakkal Majalla" w:hint="cs"/>
+            <w:sz w:val="28"/>
+            <w:szCs w:val="28"/>
             <w:rtl/>
+            <w:lang w:bidi="ar-AE"/>
           </w:rPr>
-          <w:t>عظات تمهيدية في إنجيل يوحنا</w:t>
+          <w:t>عظات تمهيدية في إنجيل مرقس</w:t>
         </w:r>
       </w:hyperlink>
     </w:p>
     <w:p>
       <w:pPr>
-        <w:bidi w:val="0"/>
-        <w:rPr>
-          <w:rtl/>
+        <w:jc w:val="both"/>
+        <w:rPr>
+          <w:rFonts w:ascii="Sakkal Majalla" w:hAnsi="Sakkal Majalla" w:cs="Sakkal Majalla"/>
+          <w:sz w:val="28"/>
+          <w:szCs w:val="28"/>
+          <w:rtl/>
+          <w:lang w:bidi="ar-AE"/>
         </w:rPr>
       </w:pPr>
       <w:r>
-        <w:t>William Kelly</w:t>
+        <w:rPr>
+          <w:rFonts w:ascii="Sakkal Majalla" w:hAnsi="Sakkal Majalla" w:cs="Sakkal Majalla" w:hint="cs"/>
+          <w:sz w:val="28"/>
+          <w:szCs w:val="28"/>
+          <w:rtl/>
+          <w:lang w:bidi="ar-AE"/>
+        </w:rPr>
+        <w:t>ويليام كيلي</w:t>
       </w:r>
     </w:p>
     <w:p>
       <w:pPr>
-        <w:rPr>
-          <w:rtl/>
-          <w:lang w:bidi="ar-SA"/>
+        <w:jc w:val="both"/>
+        <w:rPr>
+          <w:rFonts w:ascii="Sakkal Majalla" w:hAnsi="Sakkal Majalla" w:cs="Sakkal Majalla"/>
+          <w:sz w:val="28"/>
+          <w:szCs w:val="28"/>
+          <w:rtl/>
+          <w:lang w:bidi="ar-AE"/>
         </w:rPr>
       </w:pPr>
       <w:r>
         <w:rPr>
+          <w:rFonts w:ascii="Sakkal Majalla" w:hAnsi="Sakkal Majalla" w:cs="Sakkal Majalla" w:hint="cs"/>
+          <w:sz w:val="28"/>
+          <w:szCs w:val="28"/>
+          <w:rtl/>
+          <w:lang w:bidi="ar-AE"/>
+        </w:rPr>
+        <w:t>إنه من الملفت كم أضرّ التقليد فهم طريقة كتابة إنجيل مرقس. لأن الاعتقاد الشائع الذي سلّمنا إياه الكتّاب القدامى والمختوم باسم الرجل الذي عاش بفترة قصيرة من بعد الرسل، يوضّح</w:t>
+      </w:r>
+      <w:r>
+        <w:rPr>
+          <w:rFonts w:ascii="Sakkal Majalla" w:hAnsi="Sakkal Majalla" w:cs="Sakkal Majalla" w:hint="cs"/>
+          <w:sz w:val="28"/>
+          <w:szCs w:val="28"/>
+          <w:rtl/>
+          <w:lang w:bidi="ar-AE"/>
+        </w:rPr>
+        <w:t xml:space="preserve"> بأن إنجيل مرقس لا يصف الأحداث في حياة ربنا في تسلسل حدوثها، وإنما فيما يتعداها. في هذا الأمر يلتزم مرقس بهذا التسلسل في صورة صارمة بشكل خاص. وهذا الضلال عمل تأثيره من الأيام المبكرة. لذا فقد أضرّ بطبيعة الحال أيضًا منذ ذلك الحين وبقدر كبير الفهم الصحيح لهذا الكتاب. إني مقتنع بأن روح الله أراد بأن يكون لدينا من بين الأناجيل إنجيلاً يلتزم بترتيب سيرة ربنا في تسلسلها البسيط في أحداثها. وإلا لكنا وُجدنا في عدم يقين مطلق من نحو هذا التسلسل، وذلك ليس فقط من نحو إنجيل معيّن. كما وإننا لا ي</w:t>
+      </w:r>
+      <w:r>
+        <w:rPr>
+          <w:rFonts w:ascii="Sakkal Majalla" w:hAnsi="Sakkal Majalla" w:cs="Sakkal Majalla" w:hint="cs"/>
+          <w:sz w:val="28"/>
+          <w:szCs w:val="28"/>
+          <w:rtl/>
+          <w:lang w:bidi="ar-AE"/>
+        </w:rPr>
+        <w:t xml:space="preserve">مكننا تقدير الانحرافات عن التسلسل التاريخي بصورة صحيحة في الأناجيل الأخرى. لأنه من الواضح، أنه ما لم يتم اتباع التسلسل الصحيح في أحد الأناجيل، لن تكون لدينا الإمكانية في تحديد في أي حالة كانت، متى حدثت فعلاً الأحداث المترتبة في مختلف الأناجيل في ترتيب مختلف. إن هذا لا يعني ولا في أية صورة كانت، بأننا نسعى إلى ما يُسمى بـ"التناغم الإنجيلي"، والذي في الواقع يحجب فقط قدرة تمييز المواضيع الخاصة في الأناجيل. </w:t>
+      </w:r>
+      <w:r>
+        <w:rPr>
+          <w:rFonts w:ascii="Sakkal Majalla" w:hAnsi="Sakkal Majalla" w:cs="Sakkal Majalla" w:hint="cs"/>
+          <w:sz w:val="28"/>
+          <w:szCs w:val="28"/>
+          <w:rtl/>
+          <w:lang w:bidi="ar-AE"/>
+        </w:rPr>
+        <w:t>في</w:t>
+      </w:r>
+      <w:r>
+        <w:rPr>
+          <w:rFonts w:ascii="Sakkal Majalla" w:hAnsi="Sakkal Majalla" w:cs="Sakkal Majalla"/>
+          <w:sz w:val="28"/>
+          <w:szCs w:val="28"/>
+          <w:rtl/>
+          <w:lang w:bidi="ar-AE"/>
+        </w:rPr>
+        <w:t xml:space="preserve"> </w:t>
+      </w:r>
+      <w:r>
+        <w:rPr>
+          <w:rFonts w:ascii="Sakkal Majalla" w:hAnsi="Sakkal Majalla" w:cs="Sakkal Majalla" w:hint="cs"/>
+          <w:sz w:val="28"/>
+          <w:szCs w:val="28"/>
+          <w:rtl/>
+          <w:lang w:bidi="ar-AE"/>
+        </w:rPr>
+        <w:t>الوقت</w:t>
+      </w:r>
+      <w:r>
+        <w:rPr>
+          <w:rFonts w:ascii="Sakkal Majalla" w:hAnsi="Sakkal Majalla" w:cs="Sakkal Majalla"/>
+          <w:sz w:val="28"/>
+          <w:szCs w:val="28"/>
+          <w:rtl/>
+          <w:lang w:bidi="ar-AE"/>
+        </w:rPr>
+        <w:t xml:space="preserve"> </w:t>
+      </w:r>
+      <w:r>
+        <w:rPr>
+          <w:rFonts w:ascii="Sakkal Majalla" w:hAnsi="Sakkal Majalla" w:cs="Sakkal Majalla" w:hint="cs"/>
+          <w:sz w:val="28"/>
+          <w:szCs w:val="28"/>
+          <w:rtl/>
+          <w:lang w:bidi="ar-AE"/>
+        </w:rPr>
+        <w:t>نفسه،</w:t>
+      </w:r>
+      <w:r>
+        <w:rPr>
+          <w:rFonts w:ascii="Sakkal Majalla" w:hAnsi="Sakkal Majalla" w:cs="Sakkal Majalla"/>
+          <w:sz w:val="28"/>
+          <w:szCs w:val="28"/>
+          <w:rtl/>
+          <w:lang w:bidi="ar-AE"/>
+        </w:rPr>
+        <w:t xml:space="preserve"> </w:t>
+      </w:r>
+      <w:r>
+        <w:rPr>
+          <w:rFonts w:ascii="Sakkal Majalla" w:hAnsi="Sakkal Majalla" w:cs="Sakkal Majalla" w:hint="cs"/>
+          <w:sz w:val="28"/>
+          <w:szCs w:val="28"/>
+          <w:rtl/>
+          <w:lang w:bidi="ar-AE"/>
+        </w:rPr>
+        <w:t>من</w:t>
+      </w:r>
+      <w:r>
+        <w:rPr>
+          <w:rFonts w:ascii="Sakkal Majalla" w:hAnsi="Sakkal Majalla" w:cs="Sakkal Majalla"/>
+          <w:sz w:val="28"/>
+          <w:szCs w:val="28"/>
+          <w:rtl/>
+          <w:lang w:bidi="ar-AE"/>
+        </w:rPr>
+        <w:t xml:space="preserve"> </w:t>
+      </w:r>
+      <w:r>
+        <w:rPr>
+          <w:rFonts w:ascii="Sakkal Majalla" w:hAnsi="Sakkal Majalla" w:cs="Sakkal Majalla" w:hint="cs"/>
+          <w:sz w:val="28"/>
+          <w:szCs w:val="28"/>
+          <w:rtl/>
+          <w:lang w:bidi="ar-AE"/>
+        </w:rPr>
+        <w:t>الواضح</w:t>
+      </w:r>
+      <w:r>
+        <w:rPr>
+          <w:rFonts w:ascii="Sakkal Majalla" w:hAnsi="Sakkal Majalla" w:cs="Sakkal Majalla"/>
+          <w:sz w:val="28"/>
+          <w:szCs w:val="28"/>
+          <w:rtl/>
+          <w:lang w:bidi="ar-AE"/>
+        </w:rPr>
+        <w:t xml:space="preserve"> </w:t>
+      </w:r>
+      <w:r>
+        <w:rPr>
+          <w:rFonts w:ascii="Sakkal Majalla" w:hAnsi="Sakkal Majalla" w:cs="Sakkal Majalla" w:hint="cs"/>
+          <w:sz w:val="28"/>
+          <w:szCs w:val="28"/>
+          <w:rtl/>
+          <w:lang w:bidi="ar-AE"/>
+        </w:rPr>
+        <w:t>أن</w:t>
+      </w:r>
+      <w:r>
+        <w:rPr>
+          <w:rFonts w:ascii="Sakkal Majalla" w:hAnsi="Sakkal Majalla" w:cs="Sakkal Majalla"/>
+          <w:sz w:val="28"/>
+          <w:szCs w:val="28"/>
+          <w:rtl/>
+          <w:lang w:bidi="ar-AE"/>
+        </w:rPr>
+        <w:t xml:space="preserve"> </w:t>
+      </w:r>
+      <w:r>
+        <w:rPr>
+          <w:rFonts w:ascii="Sakkal Majalla" w:hAnsi="Sakkal Majalla" w:cs="Sakkal Majalla" w:hint="cs"/>
+          <w:sz w:val="28"/>
+          <w:szCs w:val="28"/>
+          <w:rtl/>
+          <w:lang w:bidi="ar-AE"/>
+        </w:rPr>
+        <w:t>المؤلف</w:t>
+      </w:r>
+      <w:r>
+        <w:rPr>
+          <w:rFonts w:ascii="Sakkal Majalla" w:hAnsi="Sakkal Majalla" w:cs="Sakkal Majalla"/>
+          <w:sz w:val="28"/>
+          <w:szCs w:val="28"/>
+          <w:rtl/>
+          <w:lang w:bidi="ar-AE"/>
+        </w:rPr>
+        <w:t xml:space="preserve"> </w:t>
+      </w:r>
+      <w:r>
+        <w:rPr>
+          <w:rFonts w:ascii="Sakkal Majalla" w:hAnsi="Sakkal Majalla" w:cs="Sakkal Majalla" w:hint="cs"/>
+          <w:sz w:val="28"/>
+          <w:szCs w:val="28"/>
+          <w:rtl/>
+          <w:lang w:bidi="ar-AE"/>
+        </w:rPr>
+        <w:t>الحقيقي</w:t>
+      </w:r>
+      <w:r>
+        <w:rPr>
+          <w:rFonts w:ascii="Sakkal Majalla" w:hAnsi="Sakkal Majalla" w:cs="Sakkal Majalla"/>
+          <w:sz w:val="28"/>
+          <w:szCs w:val="28"/>
+          <w:rtl/>
+          <w:lang w:bidi="ar-AE"/>
+        </w:rPr>
+        <w:t xml:space="preserve"> </w:t>
+      </w:r>
+      <w:r>
+        <w:rPr>
+          <w:rFonts w:ascii="Sakkal Majalla" w:hAnsi="Sakkal Majalla" w:cs="Sakkal Majalla" w:hint="cs"/>
+          <w:sz w:val="28"/>
+          <w:szCs w:val="28"/>
+          <w:rtl/>
+          <w:lang w:bidi="ar-AE"/>
+        </w:rPr>
+        <w:t>للأناجيل،</w:t>
+      </w:r>
+      <w:r>
+        <w:rPr>
+          <w:rFonts w:ascii="Sakkal Majalla" w:hAnsi="Sakkal Majalla" w:cs="Sakkal Majalla"/>
+          <w:sz w:val="28"/>
+          <w:szCs w:val="28"/>
+          <w:rtl/>
+          <w:lang w:bidi="ar-AE"/>
+        </w:rPr>
+        <w:t xml:space="preserve"> </w:t>
+      </w:r>
+      <w:r>
+        <w:rPr>
+          <w:rFonts w:ascii="Sakkal Majalla" w:hAnsi="Sakkal Majalla" w:cs="Sakkal Majalla" w:hint="cs"/>
+          <w:sz w:val="28"/>
+          <w:szCs w:val="28"/>
+          <w:rtl/>
+          <w:lang w:bidi="ar-AE"/>
+        </w:rPr>
+        <w:t>أي</w:t>
+      </w:r>
+      <w:r>
+        <w:rPr>
+          <w:rFonts w:ascii="Sakkal Majalla" w:hAnsi="Sakkal Majalla" w:cs="Sakkal Majalla"/>
+          <w:sz w:val="28"/>
+          <w:szCs w:val="28"/>
+          <w:rtl/>
+          <w:lang w:bidi="ar-AE"/>
+        </w:rPr>
+        <w:t xml:space="preserve"> </w:t>
+      </w:r>
+      <w:r>
+        <w:rPr>
+          <w:rFonts w:ascii="Sakkal Majalla" w:hAnsi="Sakkal Majalla" w:cs="Sakkal Majalla" w:hint="cs"/>
+          <w:sz w:val="28"/>
+          <w:szCs w:val="28"/>
+          <w:rtl/>
+          <w:lang w:bidi="ar-AE"/>
+        </w:rPr>
+        <w:t>الله،</w:t>
+      </w:r>
+      <w:r>
+        <w:rPr>
+          <w:rFonts w:ascii="Sakkal Majalla" w:hAnsi="Sakkal Majalla" w:cs="Sakkal Majalla"/>
+          <w:sz w:val="28"/>
+          <w:szCs w:val="28"/>
+          <w:rtl/>
+          <w:lang w:bidi="ar-AE"/>
+        </w:rPr>
+        <w:t xml:space="preserve"> </w:t>
+      </w:r>
+      <w:r>
+        <w:rPr>
+          <w:rFonts w:ascii="Sakkal Majalla" w:hAnsi="Sakkal Majalla" w:cs="Sakkal Majalla" w:hint="cs"/>
+          <w:sz w:val="28"/>
+          <w:szCs w:val="28"/>
+          <w:rtl/>
+          <w:lang w:bidi="ar-AE"/>
+        </w:rPr>
+        <w:t>كان</w:t>
+      </w:r>
+      <w:r>
+        <w:rPr>
+          <w:rFonts w:ascii="Sakkal Majalla" w:hAnsi="Sakkal Majalla" w:cs="Sakkal Majalla"/>
+          <w:sz w:val="28"/>
+          <w:szCs w:val="28"/>
+          <w:rtl/>
+          <w:lang w:bidi="ar-AE"/>
+        </w:rPr>
+        <w:t xml:space="preserve"> </w:t>
+      </w:r>
+      <w:r>
+        <w:rPr>
+          <w:rFonts w:ascii="Sakkal Majalla" w:hAnsi="Sakkal Majalla" w:cs="Sakkal Majalla" w:hint="cs"/>
+          <w:sz w:val="28"/>
+          <w:szCs w:val="28"/>
+          <w:rtl/>
+          <w:lang w:bidi="ar-AE"/>
+        </w:rPr>
+        <w:t>يعرف</w:t>
+      </w:r>
+      <w:r>
+        <w:rPr>
+          <w:rFonts w:ascii="Sakkal Majalla" w:hAnsi="Sakkal Majalla" w:cs="Sakkal Majalla"/>
+          <w:sz w:val="28"/>
+          <w:szCs w:val="28"/>
+          <w:rtl/>
+          <w:lang w:bidi="ar-AE"/>
+        </w:rPr>
+        <w:t xml:space="preserve"> </w:t>
+      </w:r>
+      <w:r>
+        <w:rPr>
+          <w:rFonts w:ascii="Sakkal Majalla" w:hAnsi="Sakkal Majalla" w:cs="Sakkal Majalla" w:hint="cs"/>
+          <w:sz w:val="28"/>
+          <w:szCs w:val="28"/>
+          <w:rtl/>
+          <w:lang w:bidi="ar-AE"/>
+        </w:rPr>
+        <w:t>كل</w:t>
+      </w:r>
+      <w:r>
+        <w:rPr>
+          <w:rFonts w:ascii="Sakkal Majalla" w:hAnsi="Sakkal Majalla" w:cs="Sakkal Majalla"/>
+          <w:sz w:val="28"/>
+          <w:szCs w:val="28"/>
+          <w:rtl/>
+          <w:lang w:bidi="ar-AE"/>
+        </w:rPr>
+        <w:t xml:space="preserve"> </w:t>
+      </w:r>
+      <w:r>
+        <w:rPr>
+          <w:rFonts w:ascii="Sakkal Majalla" w:hAnsi="Sakkal Majalla" w:cs="Sakkal Majalla" w:hint="cs"/>
+          <w:sz w:val="28"/>
+          <w:szCs w:val="28"/>
+          <w:rtl/>
+          <w:lang w:bidi="ar-AE"/>
+        </w:rPr>
+        <w:t>شيء</w:t>
+      </w:r>
+      <w:r>
+        <w:rPr>
+          <w:rFonts w:ascii="Sakkal Majalla" w:hAnsi="Sakkal Majalla" w:cs="Sakkal Majalla"/>
+          <w:sz w:val="28"/>
+          <w:szCs w:val="28"/>
+          <w:rtl/>
+          <w:lang w:bidi="ar-AE"/>
+        </w:rPr>
+        <w:t xml:space="preserve"> </w:t>
+      </w:r>
+      <w:r>
+        <w:rPr>
+          <w:rFonts w:ascii="Sakkal Majalla" w:hAnsi="Sakkal Majalla" w:cs="Sakkal Majalla" w:hint="cs"/>
+          <w:sz w:val="28"/>
+          <w:szCs w:val="28"/>
+          <w:rtl/>
+          <w:lang w:bidi="ar-AE"/>
+        </w:rPr>
+        <w:t>بالضبط</w:t>
+      </w:r>
+      <w:r>
+        <w:rPr>
+          <w:rFonts w:ascii="Sakkal Majalla" w:hAnsi="Sakkal Majalla" w:cs="Sakkal Majalla"/>
+          <w:sz w:val="28"/>
+          <w:szCs w:val="28"/>
+          <w:rtl/>
+          <w:lang w:bidi="ar-AE"/>
+        </w:rPr>
+        <w:t>.</w:t>
+      </w:r>
+      <w:r>
+        <w:rPr>
           <w:rFonts w:hint="cs"/>
           <w:rtl/>
-          <w:lang w:bidi="ar-SA"/>
-        </w:rPr>
-        <w:t>إصحاح 1</w:t>
+        </w:rPr>
+        <w:t xml:space="preserve"> </w:t>
+      </w:r>
+      <w:r>
+        <w:rPr>
+          <w:rFonts w:ascii="Sakkal Majalla" w:hAnsi="Sakkal Majalla" w:cs="Sakkal Majalla" w:hint="cs"/>
+          <w:sz w:val="28"/>
+          <w:szCs w:val="28"/>
+          <w:rtl/>
+          <w:lang w:bidi="ar-AE"/>
+        </w:rPr>
+        <w:t>لذلك،</w:t>
+      </w:r>
+      <w:r>
+        <w:rPr>
+          <w:rFonts w:ascii="Sakkal Majalla" w:hAnsi="Sakkal Majalla" w:cs="Sakkal Majalla"/>
+          <w:sz w:val="28"/>
+          <w:szCs w:val="28"/>
+          <w:rtl/>
+          <w:lang w:bidi="ar-AE"/>
+        </w:rPr>
+        <w:t xml:space="preserve"> </w:t>
+      </w:r>
+      <w:r>
+        <w:rPr>
+          <w:rFonts w:ascii="Sakkal Majalla" w:hAnsi="Sakkal Majalla" w:cs="Sakkal Majalla" w:hint="cs"/>
+          <w:sz w:val="28"/>
+          <w:szCs w:val="28"/>
+          <w:rtl/>
+          <w:lang w:bidi="ar-AE"/>
+        </w:rPr>
+        <w:t>حتى</w:t>
+      </w:r>
+      <w:r>
+        <w:rPr>
+          <w:rFonts w:ascii="Sakkal Majalla" w:hAnsi="Sakkal Majalla" w:cs="Sakkal Majalla"/>
+          <w:sz w:val="28"/>
+          <w:szCs w:val="28"/>
+          <w:rtl/>
+          <w:lang w:bidi="ar-AE"/>
+        </w:rPr>
+        <w:t xml:space="preserve"> </w:t>
+      </w:r>
+      <w:r>
+        <w:rPr>
+          <w:rFonts w:ascii="Sakkal Majalla" w:hAnsi="Sakkal Majalla" w:cs="Sakkal Majalla" w:hint="cs"/>
+          <w:sz w:val="28"/>
+          <w:szCs w:val="28"/>
+          <w:rtl/>
+          <w:lang w:bidi="ar-AE"/>
+        </w:rPr>
+        <w:t>لو</w:t>
+      </w:r>
+      <w:r>
+        <w:rPr>
+          <w:rFonts w:ascii="Sakkal Majalla" w:hAnsi="Sakkal Majalla" w:cs="Sakkal Majalla"/>
+          <w:sz w:val="28"/>
+          <w:szCs w:val="28"/>
+          <w:rtl/>
+          <w:lang w:bidi="ar-AE"/>
+        </w:rPr>
+        <w:t xml:space="preserve"> </w:t>
+      </w:r>
+      <w:r>
+        <w:rPr>
+          <w:rFonts w:ascii="Sakkal Majalla" w:hAnsi="Sakkal Majalla" w:cs="Sakkal Majalla" w:hint="cs"/>
+          <w:sz w:val="28"/>
+          <w:szCs w:val="28"/>
+          <w:rtl/>
+          <w:lang w:bidi="ar-AE"/>
+        </w:rPr>
+        <w:t>قبلنا</w:t>
+      </w:r>
+      <w:r>
+        <w:rPr>
+          <w:rFonts w:ascii="Sakkal Majalla" w:hAnsi="Sakkal Majalla" w:cs="Sakkal Majalla"/>
+          <w:sz w:val="28"/>
+          <w:szCs w:val="28"/>
+          <w:rtl/>
+          <w:lang w:bidi="ar-AE"/>
+        </w:rPr>
+        <w:t xml:space="preserve"> </w:t>
+      </w:r>
+      <w:r>
+        <w:rPr>
+          <w:rFonts w:ascii="Sakkal Majalla" w:hAnsi="Sakkal Majalla" w:cs="Sakkal Majalla" w:hint="cs"/>
+          <w:sz w:val="28"/>
+          <w:szCs w:val="28"/>
+          <w:rtl/>
+          <w:lang w:bidi="ar-AE"/>
+        </w:rPr>
+        <w:t>أبسط</w:t>
+      </w:r>
+      <w:r>
+        <w:rPr>
+          <w:rFonts w:ascii="Sakkal Majalla" w:hAnsi="Sakkal Majalla" w:cs="Sakkal Majalla"/>
+          <w:sz w:val="28"/>
+          <w:szCs w:val="28"/>
+          <w:rtl/>
+          <w:lang w:bidi="ar-AE"/>
+        </w:rPr>
+        <w:t xml:space="preserve"> </w:t>
+      </w:r>
+      <w:r>
+        <w:rPr>
+          <w:rFonts w:ascii="Sakkal Majalla" w:hAnsi="Sakkal Majalla" w:cs="Sakkal Majalla" w:hint="cs"/>
+          <w:sz w:val="28"/>
+          <w:szCs w:val="28"/>
+          <w:rtl/>
+          <w:lang w:bidi="ar-AE"/>
+        </w:rPr>
+        <w:t>الأسباب</w:t>
+      </w:r>
+      <w:r>
+        <w:rPr>
+          <w:rFonts w:ascii="Sakkal Majalla" w:hAnsi="Sakkal Majalla" w:cs="Sakkal Majalla" w:hint="cs"/>
+          <w:sz w:val="28"/>
+          <w:szCs w:val="28"/>
+          <w:rtl/>
+          <w:lang w:bidi="ar-AE"/>
+        </w:rPr>
+        <w:t>،</w:t>
+      </w:r>
+      <w:r>
+        <w:rPr>
+          <w:rFonts w:ascii="Sakkal Majalla" w:hAnsi="Sakkal Majalla" w:cs="Sakkal Majalla"/>
+          <w:sz w:val="28"/>
+          <w:szCs w:val="28"/>
+          <w:rtl/>
+          <w:lang w:bidi="ar-AE"/>
+        </w:rPr>
+        <w:t xml:space="preserve"> </w:t>
+      </w:r>
+      <w:r>
+        <w:rPr>
+          <w:rFonts w:ascii="Sakkal Majalla" w:hAnsi="Sakkal Majalla" w:cs="Sakkal Majalla" w:hint="cs"/>
+          <w:sz w:val="28"/>
+          <w:szCs w:val="28"/>
+          <w:rtl/>
+          <w:lang w:bidi="ar-AE"/>
+        </w:rPr>
+        <w:t>فإن</w:t>
+      </w:r>
+      <w:r>
+        <w:rPr>
+          <w:rFonts w:ascii="Sakkal Majalla" w:hAnsi="Sakkal Majalla" w:cs="Sakkal Majalla"/>
+          <w:sz w:val="28"/>
+          <w:szCs w:val="28"/>
+          <w:rtl/>
+          <w:lang w:bidi="ar-AE"/>
+        </w:rPr>
+        <w:t xml:space="preserve"> </w:t>
+      </w:r>
+      <w:r>
+        <w:rPr>
+          <w:rFonts w:ascii="Sakkal Majalla" w:hAnsi="Sakkal Majalla" w:cs="Sakkal Majalla" w:hint="cs"/>
+          <w:sz w:val="28"/>
+          <w:szCs w:val="28"/>
+          <w:rtl/>
+          <w:lang w:bidi="ar-AE"/>
+        </w:rPr>
+        <w:t>جهل</w:t>
+      </w:r>
+      <w:r>
+        <w:rPr>
+          <w:rFonts w:ascii="Sakkal Majalla" w:hAnsi="Sakkal Majalla" w:cs="Sakkal Majalla"/>
+          <w:sz w:val="28"/>
+          <w:szCs w:val="28"/>
+          <w:rtl/>
+          <w:lang w:bidi="ar-AE"/>
+        </w:rPr>
+        <w:t xml:space="preserve"> </w:t>
+      </w:r>
+      <w:r>
+        <w:rPr>
+          <w:rFonts w:ascii="Sakkal Majalla" w:hAnsi="Sakkal Majalla" w:cs="Sakkal Majalla" w:hint="cs"/>
+          <w:sz w:val="28"/>
+          <w:szCs w:val="28"/>
+          <w:rtl/>
+          <w:lang w:bidi="ar-AE"/>
+        </w:rPr>
+        <w:t>مختلف</w:t>
+      </w:r>
+      <w:r>
+        <w:rPr>
+          <w:rFonts w:ascii="Sakkal Majalla" w:hAnsi="Sakkal Majalla" w:cs="Sakkal Majalla"/>
+          <w:sz w:val="28"/>
+          <w:szCs w:val="28"/>
+          <w:rtl/>
+          <w:lang w:bidi="ar-AE"/>
+        </w:rPr>
+        <w:t xml:space="preserve"> </w:t>
+      </w:r>
+      <w:r>
+        <w:rPr>
+          <w:rFonts w:ascii="Sakkal Majalla" w:hAnsi="Sakkal Majalla" w:cs="Sakkal Majalla" w:hint="cs"/>
+          <w:sz w:val="28"/>
+          <w:szCs w:val="28"/>
+          <w:rtl/>
+          <w:lang w:bidi="ar-AE"/>
+        </w:rPr>
+        <w:t>المبشرين</w:t>
+      </w:r>
+      <w:r>
+        <w:rPr>
+          <w:rFonts w:ascii="Sakkal Majalla" w:hAnsi="Sakkal Majalla" w:cs="Sakkal Majalla"/>
+          <w:sz w:val="28"/>
+          <w:szCs w:val="28"/>
+          <w:rtl/>
+          <w:lang w:bidi="ar-AE"/>
+        </w:rPr>
+        <w:t xml:space="preserve"> </w:t>
+      </w:r>
+      <w:r>
+        <w:rPr>
+          <w:rFonts w:ascii="Sakkal Majalla" w:hAnsi="Sakkal Majalla" w:cs="Sakkal Majalla" w:hint="cs"/>
+          <w:sz w:val="28"/>
+          <w:szCs w:val="28"/>
+          <w:rtl/>
+          <w:lang w:bidi="ar-AE"/>
+        </w:rPr>
+        <w:t>فيما</w:t>
+      </w:r>
+      <w:r>
+        <w:rPr>
+          <w:rFonts w:ascii="Sakkal Majalla" w:hAnsi="Sakkal Majalla" w:cs="Sakkal Majalla"/>
+          <w:sz w:val="28"/>
+          <w:szCs w:val="28"/>
+          <w:rtl/>
+          <w:lang w:bidi="ar-AE"/>
+        </w:rPr>
+        <w:t xml:space="preserve"> </w:t>
+      </w:r>
+      <w:r>
+        <w:rPr>
+          <w:rFonts w:ascii="Sakkal Majalla" w:hAnsi="Sakkal Majalla" w:cs="Sakkal Majalla" w:hint="cs"/>
+          <w:sz w:val="28"/>
+          <w:szCs w:val="28"/>
+          <w:rtl/>
+          <w:lang w:bidi="ar-AE"/>
+        </w:rPr>
+        <w:t>يتعلق</w:t>
+      </w:r>
+      <w:r>
+        <w:rPr>
+          <w:rFonts w:ascii="Sakkal Majalla" w:hAnsi="Sakkal Majalla" w:cs="Sakkal Majalla"/>
+          <w:sz w:val="28"/>
+          <w:szCs w:val="28"/>
+          <w:rtl/>
+          <w:lang w:bidi="ar-AE"/>
+        </w:rPr>
+        <w:t xml:space="preserve"> </w:t>
+      </w:r>
+      <w:r>
+        <w:rPr>
+          <w:rFonts w:ascii="Sakkal Majalla" w:hAnsi="Sakkal Majalla" w:cs="Sakkal Majalla" w:hint="cs"/>
+          <w:sz w:val="28"/>
+          <w:szCs w:val="28"/>
+          <w:rtl/>
+          <w:lang w:bidi="ar-AE"/>
+        </w:rPr>
+        <w:t>بترتيب</w:t>
+      </w:r>
+      <w:r>
+        <w:rPr>
+          <w:rFonts w:ascii="Sakkal Majalla" w:hAnsi="Sakkal Majalla" w:cs="Sakkal Majalla"/>
+          <w:sz w:val="28"/>
+          <w:szCs w:val="28"/>
+          <w:rtl/>
+          <w:lang w:bidi="ar-AE"/>
+        </w:rPr>
+        <w:t xml:space="preserve"> </w:t>
+      </w:r>
+      <w:r>
+        <w:rPr>
+          <w:rFonts w:ascii="Sakkal Majalla" w:hAnsi="Sakkal Majalla" w:cs="Sakkal Majalla" w:hint="cs"/>
+          <w:sz w:val="28"/>
+          <w:szCs w:val="28"/>
+          <w:rtl/>
+          <w:lang w:bidi="ar-AE"/>
+        </w:rPr>
+        <w:t>الأحداث</w:t>
+      </w:r>
+      <w:r>
+        <w:rPr>
+          <w:rFonts w:ascii="Sakkal Majalla" w:hAnsi="Sakkal Majalla" w:cs="Sakkal Majalla"/>
+          <w:sz w:val="28"/>
+          <w:szCs w:val="28"/>
+          <w:rtl/>
+          <w:lang w:bidi="ar-AE"/>
+        </w:rPr>
+        <w:t xml:space="preserve"> </w:t>
+      </w:r>
+      <w:r>
+        <w:rPr>
+          <w:rFonts w:ascii="Sakkal Majalla" w:hAnsi="Sakkal Majalla" w:cs="Sakkal Majalla" w:hint="cs"/>
+          <w:sz w:val="28"/>
+          <w:szCs w:val="28"/>
+          <w:rtl/>
+          <w:lang w:bidi="ar-AE"/>
+        </w:rPr>
+        <w:t>لا</w:t>
+      </w:r>
+      <w:r>
+        <w:rPr>
+          <w:rFonts w:ascii="Sakkal Majalla" w:hAnsi="Sakkal Majalla" w:cs="Sakkal Majalla"/>
+          <w:sz w:val="28"/>
+          <w:szCs w:val="28"/>
+          <w:rtl/>
+          <w:lang w:bidi="ar-AE"/>
+        </w:rPr>
+        <w:t xml:space="preserve"> </w:t>
+      </w:r>
+      <w:r>
+        <w:rPr>
+          <w:rFonts w:ascii="Sakkal Majalla" w:hAnsi="Sakkal Majalla" w:cs="Sakkal Majalla" w:hint="cs"/>
+          <w:sz w:val="28"/>
+          <w:szCs w:val="28"/>
+          <w:rtl/>
+          <w:lang w:bidi="ar-AE"/>
+        </w:rPr>
+        <w:t>يمكن</w:t>
+      </w:r>
+      <w:r>
+        <w:rPr>
+          <w:rFonts w:ascii="Sakkal Majalla" w:hAnsi="Sakkal Majalla" w:cs="Sakkal Majalla"/>
+          <w:sz w:val="28"/>
+          <w:szCs w:val="28"/>
+          <w:rtl/>
+          <w:lang w:bidi="ar-AE"/>
+        </w:rPr>
+        <w:t xml:space="preserve"> </w:t>
+      </w:r>
+      <w:r>
+        <w:rPr>
+          <w:rFonts w:ascii="Sakkal Majalla" w:hAnsi="Sakkal Majalla" w:cs="Sakkal Majalla" w:hint="cs"/>
+          <w:sz w:val="28"/>
+          <w:szCs w:val="28"/>
+          <w:rtl/>
+          <w:lang w:bidi="ar-AE"/>
+        </w:rPr>
+        <w:t>أن</w:t>
+      </w:r>
+      <w:r>
+        <w:rPr>
+          <w:rFonts w:ascii="Sakkal Majalla" w:hAnsi="Sakkal Majalla" w:cs="Sakkal Majalla"/>
+          <w:sz w:val="28"/>
+          <w:szCs w:val="28"/>
+          <w:rtl/>
+          <w:lang w:bidi="ar-AE"/>
+        </w:rPr>
+        <w:t xml:space="preserve"> </w:t>
+      </w:r>
+      <w:r>
+        <w:rPr>
+          <w:rFonts w:ascii="Sakkal Majalla" w:hAnsi="Sakkal Majalla" w:cs="Sakkal Majalla" w:hint="cs"/>
+          <w:sz w:val="28"/>
+          <w:szCs w:val="28"/>
+          <w:rtl/>
+          <w:lang w:bidi="ar-AE"/>
+        </w:rPr>
+        <w:t>يكون</w:t>
+      </w:r>
+      <w:r>
+        <w:rPr>
+          <w:rFonts w:ascii="Sakkal Majalla" w:hAnsi="Sakkal Majalla" w:cs="Sakkal Majalla"/>
+          <w:sz w:val="28"/>
+          <w:szCs w:val="28"/>
+          <w:rtl/>
+          <w:lang w:bidi="ar-AE"/>
+        </w:rPr>
+        <w:t xml:space="preserve"> </w:t>
+      </w:r>
+      <w:r>
+        <w:rPr>
+          <w:rFonts w:ascii="Sakkal Majalla" w:hAnsi="Sakkal Majalla" w:cs="Sakkal Majalla" w:hint="cs"/>
+          <w:sz w:val="28"/>
+          <w:szCs w:val="28"/>
+          <w:rtl/>
+          <w:lang w:bidi="ar-AE"/>
+        </w:rPr>
+        <w:t>مفتاحًا</w:t>
+      </w:r>
+      <w:r>
+        <w:rPr>
+          <w:rFonts w:ascii="Sakkal Majalla" w:hAnsi="Sakkal Majalla" w:cs="Sakkal Majalla"/>
+          <w:sz w:val="28"/>
+          <w:szCs w:val="28"/>
+          <w:rtl/>
+          <w:lang w:bidi="ar-AE"/>
+        </w:rPr>
+        <w:t xml:space="preserve"> </w:t>
+      </w:r>
+      <w:r>
+        <w:rPr>
+          <w:rFonts w:ascii="Sakkal Majalla" w:hAnsi="Sakkal Majalla" w:cs="Sakkal Majalla" w:hint="cs"/>
+          <w:sz w:val="28"/>
+          <w:szCs w:val="28"/>
+          <w:rtl/>
+          <w:lang w:bidi="ar-AE"/>
+        </w:rPr>
+        <w:t>معقولًا</w:t>
+      </w:r>
+      <w:r>
+        <w:rPr>
+          <w:rFonts w:ascii="Sakkal Majalla" w:hAnsi="Sakkal Majalla" w:cs="Sakkal Majalla"/>
+          <w:sz w:val="28"/>
+          <w:szCs w:val="28"/>
+          <w:rtl/>
+          <w:lang w:bidi="ar-AE"/>
+        </w:rPr>
+        <w:t xml:space="preserve"> </w:t>
+      </w:r>
+      <w:r>
+        <w:rPr>
+          <w:rFonts w:ascii="Sakkal Majalla" w:hAnsi="Sakkal Majalla" w:cs="Sakkal Majalla" w:hint="cs"/>
+          <w:sz w:val="28"/>
+          <w:szCs w:val="28"/>
+          <w:rtl/>
+          <w:lang w:bidi="ar-AE"/>
+        </w:rPr>
+        <w:t>لتميزات</w:t>
+      </w:r>
+      <w:r>
+        <w:rPr>
+          <w:rFonts w:ascii="Sakkal Majalla" w:hAnsi="Sakkal Majalla" w:cs="Sakkal Majalla"/>
+          <w:sz w:val="28"/>
+          <w:szCs w:val="28"/>
+          <w:rtl/>
+          <w:lang w:bidi="ar-AE"/>
+        </w:rPr>
+        <w:t xml:space="preserve"> </w:t>
+      </w:r>
+      <w:r>
+        <w:rPr>
+          <w:rFonts w:ascii="Sakkal Majalla" w:hAnsi="Sakkal Majalla" w:cs="Sakkal Majalla" w:hint="cs"/>
+          <w:sz w:val="28"/>
+          <w:szCs w:val="28"/>
+          <w:rtl/>
+          <w:lang w:bidi="ar-AE"/>
+        </w:rPr>
+        <w:t>الأناجيل</w:t>
+      </w:r>
+      <w:r>
+        <w:rPr>
+          <w:rFonts w:ascii="Sakkal Majalla" w:hAnsi="Sakkal Majalla" w:cs="Sakkal Majalla"/>
+          <w:sz w:val="28"/>
+          <w:szCs w:val="28"/>
+          <w:rtl/>
+          <w:lang w:bidi="ar-AE"/>
+        </w:rPr>
+        <w:t>.</w:t>
+      </w:r>
+      <w:r>
+        <w:rPr>
+          <w:rFonts w:ascii="Sakkal Majalla" w:hAnsi="Sakkal Majalla" w:cs="Sakkal Majalla" w:hint="cs"/>
+          <w:sz w:val="28"/>
+          <w:szCs w:val="28"/>
+          <w:rtl/>
+          <w:lang w:bidi="ar-AE"/>
+        </w:rPr>
+        <w:t xml:space="preserve"> إن الروح القدس عَمَد على إعادة مختلف الأحداث والمواعظ. لكن هذا لم يحدث بسبب إهمال، ولا حتى بمزاجية، وإنما لأسباب تليق بالله. إن أكثر تسلسل مستنير هو ذكر الأحداث كما حدثت. يبدو لي بأن روح الله سلّم في أحد هذه الأناجيل التسلسل الصحيح كقاعدة. وبالتالي يمكننا وبكل تأكيد وبالتحديد أن نميز الانحرافات عن التسلسل الزمني في باقي الأناجيل. في إيٍ من الأناجيل نجد هذا التسلسل، أنت تتساءل؟ إني لا أشك بأن الإجابة على الرغم من التقليد هي: </w:t>
+      </w:r>
+      <w:r>
+        <w:rPr>
+          <w:rFonts w:ascii="Sakkal Majalla" w:hAnsi="Sakkal Majalla" w:cs="Sakkal Majalla" w:hint="cs"/>
+          <w:sz w:val="28"/>
+          <w:szCs w:val="28"/>
+          <w:rtl/>
+          <w:lang w:bidi="ar-AE"/>
+        </w:rPr>
+        <w:t xml:space="preserve">في إنجيل مرقس. وهذا يتفق تمامًا مع الطابع الروحي لهذا الإنجيل. </w:t>
+      </w:r>
+      <w:r>
+        <w:rPr>
+          <w:rFonts w:ascii="Sakkal Majalla" w:hAnsi="Sakkal Majalla" w:cs="Sakkal Majalla" w:hint="cs"/>
+          <w:sz w:val="28"/>
+          <w:szCs w:val="28"/>
+          <w:rtl/>
+          <w:lang w:bidi="ar-AE"/>
+        </w:rPr>
+        <w:t>لأن</w:t>
+      </w:r>
+      <w:r>
+        <w:rPr>
+          <w:rFonts w:ascii="Sakkal Majalla" w:hAnsi="Sakkal Majalla" w:cs="Sakkal Majalla"/>
+          <w:sz w:val="28"/>
+          <w:szCs w:val="28"/>
+          <w:rtl/>
+          <w:lang w:bidi="ar-AE"/>
+        </w:rPr>
+        <w:t xml:space="preserve"> </w:t>
+      </w:r>
+      <w:r>
+        <w:rPr>
+          <w:rFonts w:ascii="Sakkal Majalla" w:hAnsi="Sakkal Majalla" w:cs="Sakkal Majalla" w:hint="cs"/>
+          <w:sz w:val="28"/>
+          <w:szCs w:val="28"/>
+          <w:rtl/>
+          <w:lang w:bidi="ar-AE"/>
+        </w:rPr>
+        <w:t>هذا</w:t>
+      </w:r>
+      <w:r>
+        <w:rPr>
+          <w:rFonts w:ascii="Sakkal Majalla" w:hAnsi="Sakkal Majalla" w:cs="Sakkal Majalla"/>
+          <w:sz w:val="28"/>
+          <w:szCs w:val="28"/>
+          <w:rtl/>
+          <w:lang w:bidi="ar-AE"/>
+        </w:rPr>
+        <w:t xml:space="preserve"> </w:t>
+      </w:r>
+      <w:r>
+        <w:rPr>
+          <w:rFonts w:ascii="Sakkal Majalla" w:hAnsi="Sakkal Majalla" w:cs="Sakkal Majalla" w:hint="cs"/>
+          <w:sz w:val="28"/>
+          <w:szCs w:val="28"/>
+          <w:rtl/>
+          <w:lang w:bidi="ar-AE"/>
+        </w:rPr>
+        <w:t>أيضًا</w:t>
+      </w:r>
+      <w:r>
+        <w:rPr>
+          <w:rFonts w:ascii="Sakkal Majalla" w:hAnsi="Sakkal Majalla" w:cs="Sakkal Majalla"/>
+          <w:sz w:val="28"/>
+          <w:szCs w:val="28"/>
+          <w:rtl/>
+          <w:lang w:bidi="ar-AE"/>
+        </w:rPr>
+        <w:t xml:space="preserve"> </w:t>
+      </w:r>
+      <w:r>
+        <w:rPr>
+          <w:rFonts w:ascii="Sakkal Majalla" w:hAnsi="Sakkal Majalla" w:cs="Sakkal Majalla" w:hint="cs"/>
+          <w:sz w:val="28"/>
+          <w:szCs w:val="28"/>
+          <w:rtl/>
+          <w:lang w:bidi="ar-AE"/>
+        </w:rPr>
+        <w:t>له</w:t>
+      </w:r>
+      <w:r>
+        <w:rPr>
+          <w:rFonts w:ascii="Sakkal Majalla" w:hAnsi="Sakkal Majalla" w:cs="Sakkal Majalla"/>
+          <w:sz w:val="28"/>
+          <w:szCs w:val="28"/>
+          <w:rtl/>
+          <w:lang w:bidi="ar-AE"/>
+        </w:rPr>
+        <w:t xml:space="preserve"> </w:t>
+      </w:r>
+      <w:r>
+        <w:rPr>
+          <w:rFonts w:ascii="Sakkal Majalla" w:hAnsi="Sakkal Majalla" w:cs="Sakkal Majalla" w:hint="cs"/>
+          <w:sz w:val="28"/>
+          <w:szCs w:val="28"/>
+          <w:rtl/>
+          <w:lang w:bidi="ar-AE"/>
+        </w:rPr>
+        <w:t>وزن</w:t>
+      </w:r>
+      <w:r>
+        <w:rPr>
+          <w:rFonts w:ascii="Sakkal Majalla" w:hAnsi="Sakkal Majalla" w:cs="Sakkal Majalla"/>
+          <w:sz w:val="28"/>
+          <w:szCs w:val="28"/>
+          <w:rtl/>
+          <w:lang w:bidi="ar-AE"/>
+        </w:rPr>
+        <w:t xml:space="preserve"> </w:t>
+      </w:r>
+      <w:r>
+        <w:rPr>
+          <w:rFonts w:ascii="Sakkal Majalla" w:hAnsi="Sakkal Majalla" w:cs="Sakkal Majalla" w:hint="cs"/>
+          <w:sz w:val="28"/>
+          <w:szCs w:val="28"/>
+          <w:rtl/>
+          <w:lang w:bidi="ar-AE"/>
+        </w:rPr>
+        <w:t>كبير</w:t>
+      </w:r>
+      <w:r>
+        <w:rPr>
+          <w:rFonts w:ascii="Sakkal Majalla" w:hAnsi="Sakkal Majalla" w:cs="Sakkal Majalla"/>
+          <w:sz w:val="28"/>
+          <w:szCs w:val="28"/>
+          <w:rtl/>
+          <w:lang w:bidi="ar-AE"/>
+        </w:rPr>
+        <w:t xml:space="preserve"> </w:t>
+      </w:r>
+      <w:r>
+        <w:rPr>
+          <w:rFonts w:ascii="Sakkal Majalla" w:hAnsi="Sakkal Majalla" w:cs="Sakkal Majalla" w:hint="cs"/>
+          <w:sz w:val="28"/>
+          <w:szCs w:val="28"/>
+          <w:rtl/>
+          <w:lang w:bidi="ar-AE"/>
+        </w:rPr>
+        <w:t>في</w:t>
+      </w:r>
+      <w:r>
+        <w:rPr>
+          <w:rFonts w:ascii="Sakkal Majalla" w:hAnsi="Sakkal Majalla" w:cs="Sakkal Majalla"/>
+          <w:sz w:val="28"/>
+          <w:szCs w:val="28"/>
+          <w:rtl/>
+          <w:lang w:bidi="ar-AE"/>
+        </w:rPr>
+        <w:t xml:space="preserve"> </w:t>
+      </w:r>
+      <w:r>
+        <w:rPr>
+          <w:rFonts w:ascii="Sakkal Majalla" w:hAnsi="Sakkal Majalla" w:cs="Sakkal Majalla" w:hint="cs"/>
+          <w:sz w:val="28"/>
+          <w:szCs w:val="28"/>
+          <w:rtl/>
+          <w:lang w:bidi="ar-AE"/>
+        </w:rPr>
+        <w:t>ال</w:t>
+      </w:r>
+      <w:r>
+        <w:rPr>
+          <w:rFonts w:ascii="Sakkal Majalla" w:hAnsi="Sakkal Majalla" w:cs="Sakkal Majalla" w:hint="cs"/>
+          <w:sz w:val="28"/>
+          <w:szCs w:val="28"/>
+          <w:rtl/>
+          <w:lang w:bidi="ar-AE"/>
+        </w:rPr>
+        <w:t>تأكيد</w:t>
+      </w:r>
+      <w:r>
+        <w:rPr>
+          <w:rFonts w:ascii="Sakkal Majalla" w:hAnsi="Sakkal Majalla" w:cs="Sakkal Majalla"/>
+          <w:sz w:val="28"/>
+          <w:szCs w:val="28"/>
+          <w:rtl/>
+          <w:lang w:bidi="ar-AE"/>
+        </w:rPr>
+        <w:t xml:space="preserve"> </w:t>
+      </w:r>
+      <w:r>
+        <w:rPr>
+          <w:rFonts w:ascii="Sakkal Majalla" w:hAnsi="Sakkal Majalla" w:cs="Sakkal Majalla" w:hint="cs"/>
+          <w:sz w:val="28"/>
+          <w:szCs w:val="28"/>
+          <w:rtl/>
+          <w:lang w:bidi="ar-AE"/>
+        </w:rPr>
+        <w:t xml:space="preserve">على </w:t>
+      </w:r>
+      <w:r>
+        <w:rPr>
+          <w:rFonts w:ascii="Sakkal Majalla" w:hAnsi="Sakkal Majalla" w:cs="Sakkal Majalla" w:hint="cs"/>
+          <w:sz w:val="28"/>
+          <w:szCs w:val="28"/>
+          <w:rtl/>
+          <w:lang w:bidi="ar-AE"/>
+        </w:rPr>
+        <w:t>إجابتنا،</w:t>
+      </w:r>
+      <w:r>
+        <w:rPr>
+          <w:rFonts w:ascii="Sakkal Majalla" w:hAnsi="Sakkal Majalla" w:cs="Sakkal Majalla"/>
+          <w:sz w:val="28"/>
+          <w:szCs w:val="28"/>
+          <w:rtl/>
+          <w:lang w:bidi="ar-AE"/>
+        </w:rPr>
+        <w:t xml:space="preserve"> </w:t>
+      </w:r>
+      <w:r>
+        <w:rPr>
+          <w:rFonts w:ascii="Sakkal Majalla" w:hAnsi="Sakkal Majalla" w:cs="Sakkal Majalla" w:hint="cs"/>
+          <w:sz w:val="28"/>
+          <w:szCs w:val="28"/>
+          <w:rtl/>
+          <w:lang w:bidi="ar-AE"/>
+        </w:rPr>
+        <w:t>إذا</w:t>
+      </w:r>
+      <w:r>
+        <w:rPr>
+          <w:rFonts w:ascii="Sakkal Majalla" w:hAnsi="Sakkal Majalla" w:cs="Sakkal Majalla"/>
+          <w:sz w:val="28"/>
+          <w:szCs w:val="28"/>
+          <w:rtl/>
+          <w:lang w:bidi="ar-AE"/>
+        </w:rPr>
+        <w:t xml:space="preserve"> </w:t>
+      </w:r>
+      <w:r>
+        <w:rPr>
+          <w:rFonts w:ascii="Sakkal Majalla" w:hAnsi="Sakkal Majalla" w:cs="Sakkal Majalla" w:hint="cs"/>
+          <w:sz w:val="28"/>
+          <w:szCs w:val="28"/>
+          <w:rtl/>
+          <w:lang w:bidi="ar-AE"/>
+        </w:rPr>
+        <w:t>لم</w:t>
+      </w:r>
+      <w:r>
+        <w:rPr>
+          <w:rFonts w:ascii="Sakkal Majalla" w:hAnsi="Sakkal Majalla" w:cs="Sakkal Majalla"/>
+          <w:sz w:val="28"/>
+          <w:szCs w:val="28"/>
+          <w:rtl/>
+          <w:lang w:bidi="ar-AE"/>
+        </w:rPr>
+        <w:t xml:space="preserve"> </w:t>
+      </w:r>
+      <w:r>
+        <w:rPr>
+          <w:rFonts w:ascii="Sakkal Majalla" w:hAnsi="Sakkal Majalla" w:cs="Sakkal Majalla" w:hint="cs"/>
+          <w:sz w:val="28"/>
+          <w:szCs w:val="28"/>
+          <w:rtl/>
+          <w:lang w:bidi="ar-AE"/>
+        </w:rPr>
+        <w:t>يحدد</w:t>
+      </w:r>
+      <w:r>
+        <w:rPr>
+          <w:rFonts w:ascii="Sakkal Majalla" w:hAnsi="Sakkal Majalla" w:cs="Sakkal Majalla"/>
+          <w:sz w:val="28"/>
+          <w:szCs w:val="28"/>
+          <w:rtl/>
+          <w:lang w:bidi="ar-AE"/>
+        </w:rPr>
+        <w:t xml:space="preserve"> </w:t>
+      </w:r>
+      <w:r>
+        <w:rPr>
+          <w:rFonts w:ascii="Sakkal Majalla" w:hAnsi="Sakkal Majalla" w:cs="Sakkal Majalla" w:hint="cs"/>
+          <w:sz w:val="28"/>
+          <w:szCs w:val="28"/>
+          <w:rtl/>
+          <w:lang w:bidi="ar-AE"/>
+        </w:rPr>
+        <w:t>السؤال</w:t>
+      </w:r>
+      <w:r>
+        <w:rPr>
+          <w:rFonts w:ascii="Sakkal Majalla" w:hAnsi="Sakkal Majalla" w:cs="Sakkal Majalla"/>
+          <w:sz w:val="28"/>
+          <w:szCs w:val="28"/>
+          <w:rtl/>
+          <w:lang w:bidi="ar-AE"/>
+        </w:rPr>
+        <w:t xml:space="preserve"> </w:t>
+      </w:r>
+      <w:r>
+        <w:rPr>
+          <w:rFonts w:ascii="Sakkal Majalla" w:hAnsi="Sakkal Majalla" w:cs="Sakkal Majalla" w:hint="cs"/>
+          <w:sz w:val="28"/>
+          <w:szCs w:val="28"/>
+          <w:rtl/>
+          <w:lang w:bidi="ar-AE"/>
+        </w:rPr>
+        <w:t>بوضوح</w:t>
+      </w:r>
+      <w:r>
+        <w:rPr>
+          <w:rFonts w:ascii="Sakkal Majalla" w:hAnsi="Sakkal Majalla" w:cs="Sakkal Majalla"/>
+          <w:sz w:val="28"/>
+          <w:szCs w:val="28"/>
+          <w:rtl/>
+          <w:lang w:bidi="ar-AE"/>
+        </w:rPr>
+        <w:t>.</w:t>
       </w:r>
     </w:p>
     <w:p>
       <w:pPr>
-        <w:rPr>
-          <w:rtl/>
-          <w:lang w:bidi="ar-SA"/>
+        <w:jc w:val="both"/>
+        <w:rPr>
+          <w:rFonts w:ascii="Sakkal Majalla" w:hAnsi="Sakkal Majalla" w:cs="Sakkal Majalla"/>
+          <w:sz w:val="28"/>
+          <w:szCs w:val="28"/>
+          <w:rtl/>
+          <w:lang w:bidi="ar-AE"/>
         </w:rPr>
       </w:pPr>
       <w:r>
-        <w:drawing>
-          <wp:anchor distT="0" distB="0" distL="114300" distR="114300" simplePos="0" relativeHeight="251658240" behindDoc="1" locked="0" layoutInCell="1" allowOverlap="1" wp14:anchorId="16967F77" wp14:editId="77DE3F3F">
-            <wp:simplePos x="0" y="0"/>
-            <wp:positionH relativeFrom="column">
-              <wp:posOffset>12106275</wp:posOffset>
-            </wp:positionH>
-            <wp:positionV relativeFrom="paragraph">
-              <wp:posOffset>0</wp:posOffset>
-            </wp:positionV>
-            <wp:extent cx="1375410" cy="1901825"/>
-            <wp:effectExtent l="0" t="0" r="0" b="3175"/>
-            <wp:wrapTight wrapText="bothSides">
-              <wp:wrapPolygon edited="0">
-                <wp:start x="0" y="0"/>
-                <wp:lineTo x="0" y="21420"/>
-                <wp:lineTo x="21241" y="21420"/>
-                <wp:lineTo x="21241" y="0"/>
-                <wp:lineTo x="0" y="0"/>
-              </wp:wrapPolygon>
-            </wp:wrapTight>
-            <wp:docPr id="1807420860" name="Picture 1" descr="Einführende Vorträge zum Johannesevangelium"/>
-            <wp:cNvGraphicFramePr>
-              <a:graphicFrameLocks xmlns:a="http://schemas.openxmlformats.org/drawingml/2006/main" noChangeAspect="1"/>
-            </wp:cNvGraphicFramePr>
-            <a:graphic xmlns:a="http://schemas.openxmlformats.org/drawingml/2006/main">
-              <a:graphicData uri="http://schemas.openxmlformats.org/drawingml/2006/picture">
-                <pic:pic xmlns:pic="http://schemas.openxmlformats.org/drawingml/2006/picture">
-                  <pic:nvPicPr>
-                    <pic:cNvPr id="0" name="Picture 1" descr="Einführende Vorträge zum Johannesevangelium"/>
-                    <pic:cNvPicPr>
-                      <a:picLocks noChangeAspect="1" noChangeArrowheads="1"/>
-                    </pic:cNvPicPr>
-                  </pic:nvPicPr>
-                  <pic:blipFill>
-                    <a:blip r:embed="rId5">
-                      <a:extLst>
-                        <a:ext uri="{28A0092B-C50C-407E-A947-70E740481C1C}">
-                          <a14:useLocalDpi xmlns:a14="http://schemas.microsoft.com/office/drawing/2010/main" val="0"/>
-                        </a:ext>
-                      </a:extLst>
-                    </a:blip>
-                    <a:srcRect/>
-                    <a:stretch>
-                      <a:fillRect/>
-                    </a:stretch>
-                  </pic:blipFill>
-                  <pic:spPr bwMode="auto">
-                    <a:xfrm>
-                      <a:off x="0" y="0"/>
-                      <a:ext cx="1375410" cy="1901825"/>
-                    </a:xfrm>
-                    <a:prstGeom prst="rect">
-                      <a:avLst/>
-                    </a:prstGeom>
-                    <a:noFill/>
-                    <a:ln>
-                      <a:noFill/>
-                    </a:ln>
-                  </pic:spPr>
-                </pic:pic>
-              </a:graphicData>
-            </a:graphic>
-            <wp14:sizeRelH relativeFrom="page">
-              <wp14:pctWidth>0</wp14:pctWidth>
-            </wp14:sizeRelH>
-            <wp14:sizeRelV relativeFrom="page">
-              <wp14:pctHeight>0</wp14:pctHeight>
-            </wp14:sizeRelV>
-          </wp:anchor>
-        </w:drawing>
-      </w:r>
-      <w:r>
-        <w:rPr>
-          <w:rFonts w:hint="cs"/>
-          <w:rtl/>
-          <w:lang w:bidi="ar-SA"/>
-        </w:rPr>
-        <w:t xml:space="preserve">الآيات الأولى من إنجيل يوحنا (عدد 1 </w:t>
-      </w:r>
-      <w:r>
-        <w:rPr>
-          <w:rtl/>
-          <w:lang w:bidi="ar-SA"/>
+        <w:rPr>
+          <w:rFonts w:ascii="Sakkal Majalla" w:hAnsi="Sakkal Majalla" w:cs="Sakkal Majalla" w:hint="cs"/>
+          <w:sz w:val="28"/>
+          <w:szCs w:val="28"/>
+          <w:rtl/>
+          <w:lang w:bidi="ar-AE"/>
+        </w:rPr>
+        <w:t>كل مَن يتأمل إنجيل مرقس ليس فقط في مقاطع منفردة</w:t>
+      </w:r>
+      <w:r>
+        <w:rPr>
+          <w:rFonts w:ascii="Sakkal Majalla" w:hAnsi="Sakkal Majalla" w:cs="Sakkal Majalla" w:hint="cs"/>
+          <w:sz w:val="28"/>
+          <w:szCs w:val="28"/>
+          <w:rtl/>
+          <w:lang w:bidi="ar-AE"/>
+        </w:rPr>
+        <w:t xml:space="preserve"> فيه</w:t>
+      </w:r>
+      <w:r>
+        <w:rPr>
+          <w:rFonts w:ascii="Sakkal Majalla" w:hAnsi="Sakkal Majalla" w:cs="Sakkal Majalla" w:hint="cs"/>
+          <w:sz w:val="28"/>
+          <w:szCs w:val="28"/>
+          <w:rtl/>
+          <w:lang w:bidi="ar-AE"/>
+        </w:rPr>
+        <w:t>، مع أن هذا وارد أيضًا</w:t>
+      </w:r>
+      <w:r>
+        <w:rPr>
+          <w:rFonts w:ascii="Sakkal Majalla" w:hAnsi="Sakkal Majalla" w:cs="Sakkal Majalla" w:hint="cs"/>
+          <w:sz w:val="28"/>
+          <w:szCs w:val="28"/>
+          <w:rtl/>
+          <w:lang w:bidi="ar-AE"/>
+        </w:rPr>
+        <w:t xml:space="preserve"> في بعض المواضع، وإنما برضى أتم</w:t>
+      </w:r>
+      <w:r>
+        <w:rPr>
+          <w:rFonts w:ascii="Sakkal Majalla" w:hAnsi="Sakkal Majalla" w:cs="Sakkal Majalla" w:hint="cs"/>
+          <w:sz w:val="28"/>
+          <w:szCs w:val="28"/>
+          <w:rtl/>
+          <w:lang w:bidi="ar-AE"/>
+        </w:rPr>
+        <w:t xml:space="preserve"> تأمله </w:t>
+      </w:r>
+      <w:r>
+        <w:rPr>
+          <w:rFonts w:ascii="Sakkal Majalla" w:hAnsi="Sakkal Majalla" w:cs="Sakkal Majalla" w:hint="cs"/>
+          <w:sz w:val="28"/>
+          <w:szCs w:val="28"/>
+          <w:rtl/>
+          <w:lang w:bidi="ar-AE"/>
+        </w:rPr>
+        <w:t>كله، سيخرج من هذا البحث بأكمل اقتناع، بأن الروح القدس هنا ي</w:t>
+      </w:r>
+      <w:r>
+        <w:rPr>
+          <w:rFonts w:ascii="Sakkal Majalla" w:hAnsi="Sakkal Majalla" w:cs="Sakkal Majalla" w:hint="cs"/>
+          <w:sz w:val="28"/>
+          <w:szCs w:val="28"/>
+          <w:rtl/>
+          <w:lang w:bidi="ar-AE"/>
+        </w:rPr>
+        <w:t xml:space="preserve">عرض لنا سيرة المسيح في خدمته. هذه الحقيقة معروفة الآن لدرجة أنني لست بحاجة إلى الإسهاب فيها. إني سوف أحاول بأن أُظهر كيف أن كل العرض متلائم ببعضه ويُخرج هذه الحقيقة المعروفة جيدًا والبسيطة. كل الأمور المميزة في مرقس </w:t>
+      </w:r>
+      <w:r>
+        <w:rPr>
+          <w:rFonts w:ascii="Sakkal Majalla" w:hAnsi="Sakkal Majalla" w:cs="Sakkal Majalla"/>
+          <w:sz w:val="28"/>
+          <w:szCs w:val="28"/>
+          <w:rtl/>
+          <w:lang w:bidi="ar-AE"/>
         </w:rPr>
         <w:t>–</w:t>
       </w:r>
       <w:r>
         <w:rPr>
-          <w:rFonts w:hint="cs"/>
-          <w:rtl/>
-          <w:lang w:bidi="ar-SA"/>
-        </w:rPr>
-        <w:t xml:space="preserve"> 18) تقدم لنا أكثر المواضيع روعة كان قد جعلها الله تُكتب بقلم إنسان على مر العصور. إنه ليس فقط رائع بما يتعلق بالموضوع، وإنما في كل نحو آخر. لأن الروح القدس هنا يقدّم لنا الكلمة، الكلمة الأبدي. هو يبدأ بوجودها قبل أي زمان، حينما لم يكن أي كائن على الإطلاق وكان عند الله. في حصر اللفظ فإنه لا يتكلم عن "الكلمة عند الآب"، لأن هذه العبارة لا تطابق دقة الحق، وإنما عن "الكلمة ... عند الله". إن عبارة "الله" تشمل الآب كما وأيضًا الروح القدس. ذلك الشخص، الذي كان آنذاك ابن الآب </w:t>
-      </w:r>
-      <w:r>
-        <w:rPr>
-          <w:rtl/>
-          <w:lang w:bidi="ar-SA"/>
+          <w:rFonts w:ascii="Sakkal Majalla" w:hAnsi="Sakkal Majalla" w:cs="Sakkal Majalla" w:hint="cs"/>
+          <w:sz w:val="28"/>
+          <w:szCs w:val="28"/>
+          <w:rtl/>
+          <w:lang w:bidi="ar-AE"/>
+        </w:rPr>
+        <w:t xml:space="preserve"> التي يسلمنا إياها والتي لا يمس بها وبالطبع أيضًا الاختلافات مع باقي الأناجيل </w:t>
+      </w:r>
+      <w:r>
+        <w:rPr>
+          <w:rFonts w:ascii="Sakkal Majalla" w:hAnsi="Sakkal Majalla" w:cs="Sakkal Majalla"/>
+          <w:sz w:val="28"/>
+          <w:szCs w:val="28"/>
+          <w:rtl/>
+          <w:lang w:bidi="ar-AE"/>
         </w:rPr>
         <w:t>–</w:t>
       </w:r>
       <w:r>
         <w:rPr>
-          <w:rFonts w:hint="cs"/>
-          <w:rtl/>
-          <w:lang w:bidi="ar-SA"/>
-        </w:rPr>
-        <w:t xml:space="preserve"> وأنا لست بحاجة أن أكرر هذا الأمر ثانية -، يُنظَر إليه هنا كالمُعل</w:t>
-      </w:r>
-      <w:r>
-        <w:rPr>
-          <w:rFonts w:hint="cs"/>
-          <w:rtl/>
-          <w:lang w:bidi="ar-SA"/>
-        </w:rPr>
-        <w:t>ِ</w:t>
-      </w:r>
-      <w:r>
-        <w:rPr>
-          <w:rFonts w:hint="cs"/>
-          <w:rtl/>
-          <w:lang w:bidi="ar-SA"/>
-        </w:rPr>
-        <w:t>ن عن الله؛ لأن الله في صفته هذه لا يُعلن عن ذاته بنفسه. هو يخبر</w:t>
-      </w:r>
-      <w:r>
-        <w:rPr>
-          <w:rFonts w:hint="cs"/>
-          <w:rtl/>
-          <w:lang w:bidi="ar-SA"/>
-        </w:rPr>
-        <w:t xml:space="preserve"> عن جوهره بواسطة الكلمة. ومع ذلك هنا هو يتكلم عن الكلمة قبل أن يكون أي كائن ليُعلن له عن ذاته. فبالتالي هو أبدي بصورة غير مشروطة. "في البدء كان الكلمة"، حينما لم يكن للزمن حساب؛ لأن بداية ما نسميه نحن زمن يُعرَض أمامنا من العدد الثالث فقط. "كل شيء"، يقول هناك، "به كان." إن</w:t>
-      </w:r>
-      <w:r>
-        <w:rPr>
-          <w:rFonts w:hint="cs"/>
-          <w:rtl/>
-          <w:lang w:bidi="ar-SA"/>
-        </w:rPr>
-        <w:t>ه</w:t>
-      </w:r>
-      <w:r>
-        <w:rPr>
-          <w:rFonts w:hint="cs"/>
-          <w:rtl/>
-          <w:lang w:bidi="ar-SA"/>
-        </w:rPr>
-        <w:t xml:space="preserve"> واضح</w:t>
-      </w:r>
-      <w:r>
-        <w:rPr>
-          <w:rFonts w:hint="cs"/>
-          <w:rtl/>
-          <w:lang w:bidi="ar-SA"/>
-        </w:rPr>
-        <w:t xml:space="preserve"> بأنه</w:t>
-      </w:r>
-      <w:r>
-        <w:rPr>
-          <w:rFonts w:hint="cs"/>
-          <w:rtl/>
-          <w:lang w:bidi="ar-SA"/>
-        </w:rPr>
-        <w:t xml:space="preserve"> أصل كل خليقة، أينما كان ومهما كان. الكيان السماوي كان قبل الأرضي. مهما كان الشيء المخلوق منه </w:t>
-      </w:r>
-      <w:r>
-        <w:rPr>
-          <w:rtl/>
-          <w:lang w:bidi="ar-SA"/>
-        </w:rPr>
-        <w:t>–</w:t>
-      </w:r>
-      <w:r>
-        <w:rPr>
-          <w:rFonts w:hint="cs"/>
-          <w:rtl/>
-          <w:lang w:bidi="ar-SA"/>
-        </w:rPr>
-        <w:t xml:space="preserve"> عضوي أو غير عضوي، ملائكي أو بشر، سماء أو أرض - : الكل صار بالكلمة.</w:t>
+          <w:rFonts w:ascii="Sakkal Majalla" w:hAnsi="Sakkal Majalla" w:cs="Sakkal Majalla" w:hint="cs"/>
+          <w:sz w:val="28"/>
+          <w:szCs w:val="28"/>
+          <w:rtl/>
+          <w:lang w:bidi="ar-AE"/>
+        </w:rPr>
+        <w:t xml:space="preserve"> تعود إلى تلك الحقيقة. أنا أعتقد بأن هذه الحقيقة ستتضح وتصبح حادة الوضوح لكل واحد في مجرى تأملنا، حتى وإن لم يكن إلى الآن انشغل بها. إني فقط أود هنا بأن أنوّه</w:t>
+      </w:r>
+      <w:r>
+        <w:rPr>
+          <w:rFonts w:ascii="Sakkal Majalla" w:hAnsi="Sakkal Majalla" w:cs="Sakkal Majalla" w:hint="cs"/>
+          <w:sz w:val="28"/>
+          <w:szCs w:val="28"/>
+          <w:rtl/>
+          <w:lang w:bidi="ar-AE"/>
+        </w:rPr>
+        <w:t>، كم يتفق بها طابع هذا الإنجيل بشكل كامل، في أن مرقس يلتزم بالتسلسل التاريخي. لأنه يرينا خدمة الرب يسوع المسيح، بالأخص خدمته في الكلمة، والعلامات الرائعة التي تُظهر خدمته وتُصادق عليها ظاهريًا. إنه من الواضح أن التسلسل الذي حدثت فيه الأحداث، هو الترتيب بذاته الذي يمكنه أن يعطي بصورة خاصة صورة حقيقية أمينة عن خدمته. إن هذا لا ينطبق</w:t>
+      </w:r>
+      <w:r>
+        <w:rPr>
+          <w:rFonts w:ascii="Sakkal Majalla" w:hAnsi="Sakkal Majalla" w:cs="Sakkal Majalla" w:hint="cs"/>
+          <w:sz w:val="28"/>
+          <w:szCs w:val="28"/>
+          <w:rtl/>
+          <w:lang w:bidi="ar-AE"/>
+        </w:rPr>
+        <w:t xml:space="preserve"> لا</w:t>
+      </w:r>
+      <w:r>
+        <w:rPr>
+          <w:rFonts w:ascii="Sakkal Majalla" w:hAnsi="Sakkal Majalla" w:cs="Sakkal Majalla" w:hint="cs"/>
+          <w:sz w:val="28"/>
+          <w:szCs w:val="28"/>
+          <w:rtl/>
+          <w:lang w:bidi="ar-AE"/>
+        </w:rPr>
+        <w:t xml:space="preserve"> على إنجيل متى و</w:t>
+      </w:r>
+      <w:r>
+        <w:rPr>
+          <w:rFonts w:ascii="Sakkal Majalla" w:hAnsi="Sakkal Majalla" w:cs="Sakkal Majalla" w:hint="cs"/>
+          <w:sz w:val="28"/>
+          <w:szCs w:val="28"/>
+          <w:rtl/>
+          <w:lang w:bidi="ar-AE"/>
+        </w:rPr>
+        <w:t xml:space="preserve">لا على إنجيل </w:t>
+      </w:r>
+      <w:r>
+        <w:rPr>
+          <w:rFonts w:ascii="Sakkal Majalla" w:hAnsi="Sakkal Majalla" w:cs="Sakkal Majalla" w:hint="cs"/>
+          <w:sz w:val="28"/>
+          <w:szCs w:val="28"/>
+          <w:rtl/>
+          <w:lang w:bidi="ar-AE"/>
+        </w:rPr>
+        <w:t>لوقا.</w:t>
       </w:r>
     </w:p>
     <w:p>
       <w:pPr>
-        <w:rPr>
-          <w:rFonts w:hint="cs"/>
-          <w:lang w:bidi="ar-SA"/>
+        <w:jc w:val="both"/>
+        <w:rPr>
+          <w:rFonts w:ascii="Sakkal Majalla" w:hAnsi="Sakkal Majalla" w:cs="Sakkal Majalla"/>
+          <w:sz w:val="28"/>
+          <w:szCs w:val="28"/>
+          <w:rtl/>
         </w:rPr>
       </w:pPr>
       <w:r>
         <w:rPr>
-          <w:rFonts w:hint="cs"/>
-          <w:rtl/>
-          <w:lang w:bidi="ar-SA"/>
-        </w:rPr>
-        <w:t xml:space="preserve">بهذا الشكل يُقدّم الذي نميّز فيه ابن الآب كالكلمة. هو كان وجوده في البدء كشخص. هو كان عند الله وكان الله. طبيعته كانت كطبيعة الله وم ذلك كانت شخصيته مختلفة. ولكي نؤكّد على هذه الأقوال على نقيض الغنوصيون المحتلمون بصورة أولى ومعلمون كذبة غيرهم نضيف بأنه كان في البدء عند الله. كما ولا بد أيضًا أن ننتبه: "وكان الكلمة عند الله" وليس عند </w:t>
-      </w:r>
-      <w:hyperlink r:id="rId6" w:anchor=":~:text=So%20wie%20das%20WORT%20und%20Gott%2C" w:history="1">
-        <w:r>
-          <w:rPr>
-            <w:rStyle w:val="Hyperlink"/>
-            <w:rFonts w:hint="cs"/>
-            <w:rtl/>
-            <w:lang w:bidi="ar-SA"/>
-          </w:rPr>
-          <w:t>الآب</w:t>
-        </w:r>
-      </w:hyperlink>
-      <w:r>
-        <w:rPr>
-          <w:rFonts w:hint="cs"/>
-          <w:rtl/>
-          <w:lang w:bidi="ar-SA"/>
-        </w:rPr>
-        <w:t xml:space="preserve">. </w:t>
+          <w:rFonts w:ascii="Sakkal Majalla" w:hAnsi="Sakkal Majalla" w:cs="Sakkal Majalla" w:hint="cs"/>
+          <w:sz w:val="28"/>
+          <w:szCs w:val="28"/>
+          <w:rtl/>
+          <w:lang w:bidi="ar-AE"/>
+        </w:rPr>
+        <w:t xml:space="preserve">في الإنجيل الأول يرينا الروح القدس رفض يسوع؛ وهذا يتبرهن بوضوح من بدايته. لكي يوضّح لنا الرفض بصورة صحيحة، يجمع الروح القدس أحداثًا معينة معًا، وذلك، وكما قد لاحظنا، في كثير من الأحيان، أنه تم التغافل تمامًا عن زمن حدوثها. </w:t>
+      </w:r>
+      <w:r>
+        <w:rPr>
+          <w:rFonts w:ascii="Sakkal Majalla" w:hAnsi="Sakkal Majalla" w:cs="Sakkal Majalla" w:hint="cs"/>
+          <w:sz w:val="28"/>
+          <w:szCs w:val="28"/>
+          <w:rtl/>
+          <w:lang w:bidi="ar-AE"/>
+        </w:rPr>
+        <w:t xml:space="preserve">إنه يرسم صورة واضحة حية عن الرفض العديم الحياء للمسيا على يد شعبه. وبُناءً على ذلك كان من الضروري توضيح ما كان سيفعله الله نتيجة </w:t>
+      </w:r>
+      <w:r>
+        <w:rPr>
+          <w:rFonts w:ascii="Sakkal Majalla" w:hAnsi="Sakkal Majalla" w:cs="Sakkal Majalla" w:hint="cs"/>
+          <w:sz w:val="28"/>
+          <w:szCs w:val="28"/>
+          <w:rtl/>
+          <w:lang w:bidi="ar-AE"/>
+        </w:rPr>
+        <w:t>هذا ا</w:t>
+      </w:r>
+      <w:r>
+        <w:rPr>
+          <w:rFonts w:ascii="Sakkal Majalla" w:hAnsi="Sakkal Majalla" w:cs="Sakkal Majalla" w:hint="cs"/>
+          <w:sz w:val="28"/>
+          <w:szCs w:val="28"/>
+          <w:rtl/>
+          <w:lang w:bidi="ar-AE"/>
+        </w:rPr>
+        <w:t xml:space="preserve">لرفض، أي التحوّل المرتبط بذلك </w:t>
+      </w:r>
+      <w:r>
+        <w:rPr>
+          <w:rFonts w:ascii="Sakkal Majalla" w:hAnsi="Sakkal Majalla" w:cs="Sakkal Majalla" w:hint="cs"/>
+          <w:sz w:val="28"/>
+          <w:szCs w:val="28"/>
+          <w:rtl/>
+          <w:lang w:bidi="ar-AE"/>
+        </w:rPr>
+        <w:t>والكبير</w:t>
+      </w:r>
+      <w:r>
+        <w:rPr>
+          <w:rFonts w:ascii="Sakkal Majalla" w:hAnsi="Sakkal Majalla" w:cs="Sakkal Majalla" w:hint="cs"/>
+          <w:sz w:val="28"/>
+          <w:szCs w:val="28"/>
+          <w:rtl/>
+          <w:lang w:bidi="ar-AE"/>
+        </w:rPr>
+        <w:t xml:space="preserve"> في تدبيره. إ</w:t>
+      </w:r>
+      <w:r>
+        <w:rPr>
+          <w:rFonts w:ascii="Sakkal Majalla" w:hAnsi="Sakkal Majalla" w:cs="Sakkal Majalla" w:hint="cs"/>
+          <w:sz w:val="28"/>
+          <w:szCs w:val="28"/>
+          <w:rtl/>
+          <w:lang w:bidi="ar-AE"/>
+        </w:rPr>
+        <w:t>ن</w:t>
+      </w:r>
+      <w:r>
+        <w:rPr>
+          <w:rFonts w:ascii="Sakkal Majalla" w:hAnsi="Sakkal Majalla" w:cs="Sakkal Majalla"/>
+          <w:sz w:val="28"/>
+          <w:szCs w:val="28"/>
+          <w:rtl/>
+          <w:lang w:bidi="ar-AE"/>
+        </w:rPr>
+        <w:t xml:space="preserve"> </w:t>
+      </w:r>
+      <w:r>
+        <w:rPr>
+          <w:rFonts w:ascii="Sakkal Majalla" w:hAnsi="Sakkal Majalla" w:cs="Sakkal Majalla" w:hint="cs"/>
+          <w:sz w:val="28"/>
+          <w:szCs w:val="28"/>
+          <w:rtl/>
+          <w:lang w:bidi="ar-AE"/>
+        </w:rPr>
+        <w:t>رفض</w:t>
+      </w:r>
+      <w:r>
+        <w:rPr>
+          <w:rFonts w:ascii="Sakkal Majalla" w:hAnsi="Sakkal Majalla" w:cs="Sakkal Majalla"/>
+          <w:sz w:val="28"/>
+          <w:szCs w:val="28"/>
+          <w:rtl/>
+          <w:lang w:bidi="ar-AE"/>
+        </w:rPr>
+        <w:t xml:space="preserve"> </w:t>
+      </w:r>
+      <w:r>
+        <w:rPr>
+          <w:rFonts w:ascii="Sakkal Majalla" w:hAnsi="Sakkal Majalla" w:cs="Sakkal Majalla" w:hint="cs"/>
+          <w:sz w:val="28"/>
+          <w:szCs w:val="28"/>
+          <w:rtl/>
+          <w:lang w:bidi="ar-AE"/>
+        </w:rPr>
+        <w:t>الشخص</w:t>
+      </w:r>
+      <w:r>
+        <w:rPr>
+          <w:rFonts w:ascii="Sakkal Majalla" w:hAnsi="Sakkal Majalla" w:cs="Sakkal Majalla"/>
+          <w:sz w:val="28"/>
+          <w:szCs w:val="28"/>
+          <w:rtl/>
+          <w:lang w:bidi="ar-AE"/>
+        </w:rPr>
+        <w:t xml:space="preserve"> </w:t>
+      </w:r>
+      <w:r>
+        <w:rPr>
+          <w:rFonts w:ascii="Sakkal Majalla" w:hAnsi="Sakkal Majalla" w:cs="Sakkal Majalla" w:hint="cs"/>
+          <w:sz w:val="28"/>
+          <w:szCs w:val="28"/>
+          <w:rtl/>
+          <w:lang w:bidi="ar-AE"/>
+        </w:rPr>
+        <w:t>الإلهي</w:t>
+      </w:r>
+      <w:r>
+        <w:rPr>
+          <w:rFonts w:ascii="Sakkal Majalla" w:hAnsi="Sakkal Majalla" w:cs="Sakkal Majalla"/>
+          <w:sz w:val="28"/>
+          <w:szCs w:val="28"/>
+          <w:rtl/>
+          <w:lang w:bidi="ar-AE"/>
+        </w:rPr>
+        <w:t xml:space="preserve"> </w:t>
+      </w:r>
+      <w:r>
+        <w:rPr>
+          <w:rFonts w:ascii="Sakkal Majalla" w:hAnsi="Sakkal Majalla" w:cs="Sakkal Majalla" w:hint="cs"/>
+          <w:sz w:val="28"/>
+          <w:szCs w:val="28"/>
+          <w:rtl/>
+          <w:lang w:bidi="ar-AE"/>
+        </w:rPr>
+        <w:t>الذي</w:t>
+      </w:r>
+      <w:r>
+        <w:rPr>
+          <w:rFonts w:ascii="Sakkal Majalla" w:hAnsi="Sakkal Majalla" w:cs="Sakkal Majalla"/>
+          <w:sz w:val="28"/>
+          <w:szCs w:val="28"/>
+          <w:rtl/>
+          <w:lang w:bidi="ar-AE"/>
+        </w:rPr>
+        <w:t xml:space="preserve"> </w:t>
+      </w:r>
+      <w:r>
+        <w:rPr>
+          <w:rFonts w:ascii="Sakkal Majalla" w:hAnsi="Sakkal Majalla" w:cs="Sakkal Majalla" w:hint="cs"/>
+          <w:sz w:val="28"/>
+          <w:szCs w:val="28"/>
+          <w:rtl/>
+          <w:lang w:bidi="ar-AE"/>
+        </w:rPr>
+        <w:t>كان</w:t>
+      </w:r>
+      <w:r>
+        <w:rPr>
+          <w:rFonts w:ascii="Sakkal Majalla" w:hAnsi="Sakkal Majalla" w:cs="Sakkal Majalla"/>
+          <w:sz w:val="28"/>
+          <w:szCs w:val="28"/>
+          <w:rtl/>
+          <w:lang w:bidi="ar-AE"/>
+        </w:rPr>
+        <w:t xml:space="preserve"> </w:t>
+      </w:r>
+      <w:r>
+        <w:rPr>
+          <w:rFonts w:ascii="Sakkal Majalla" w:hAnsi="Sakkal Majalla" w:cs="Sakkal Majalla" w:hint="cs"/>
+          <w:sz w:val="28"/>
+          <w:szCs w:val="28"/>
+          <w:rtl/>
+          <w:lang w:bidi="ar-AE"/>
+        </w:rPr>
+        <w:t>في</w:t>
+      </w:r>
+      <w:r>
+        <w:rPr>
+          <w:rFonts w:ascii="Sakkal Majalla" w:hAnsi="Sakkal Majalla" w:cs="Sakkal Majalla"/>
+          <w:sz w:val="28"/>
+          <w:szCs w:val="28"/>
+          <w:rtl/>
+          <w:lang w:bidi="ar-AE"/>
+        </w:rPr>
+        <w:t xml:space="preserve"> </w:t>
+      </w:r>
+      <w:r>
+        <w:rPr>
+          <w:rFonts w:ascii="Sakkal Majalla" w:hAnsi="Sakkal Majalla" w:cs="Sakkal Majalla" w:hint="cs"/>
+          <w:sz w:val="28"/>
+          <w:szCs w:val="28"/>
+          <w:rtl/>
+          <w:lang w:bidi="ar-AE"/>
+        </w:rPr>
+        <w:t>نفس</w:t>
+      </w:r>
+      <w:r>
+        <w:rPr>
+          <w:rFonts w:ascii="Sakkal Majalla" w:hAnsi="Sakkal Majalla" w:cs="Sakkal Majalla"/>
+          <w:sz w:val="28"/>
+          <w:szCs w:val="28"/>
+          <w:rtl/>
+          <w:lang w:bidi="ar-AE"/>
+        </w:rPr>
+        <w:t xml:space="preserve"> </w:t>
+      </w:r>
+      <w:r>
+        <w:rPr>
+          <w:rFonts w:ascii="Sakkal Majalla" w:hAnsi="Sakkal Majalla" w:cs="Sakkal Majalla" w:hint="cs"/>
+          <w:sz w:val="28"/>
+          <w:szCs w:val="28"/>
+          <w:rtl/>
+          <w:lang w:bidi="ar-AE"/>
+        </w:rPr>
+        <w:t>الوقت</w:t>
+      </w:r>
+      <w:r>
+        <w:rPr>
+          <w:rFonts w:ascii="Sakkal Majalla" w:hAnsi="Sakkal Majalla" w:cs="Sakkal Majalla"/>
+          <w:sz w:val="28"/>
+          <w:szCs w:val="28"/>
+          <w:rtl/>
+          <w:lang w:bidi="ar-AE"/>
+        </w:rPr>
+        <w:t xml:space="preserve"> "</w:t>
+      </w:r>
+      <w:r>
+        <w:rPr>
+          <w:rFonts w:ascii="Sakkal Majalla" w:hAnsi="Sakkal Majalla" w:cs="Sakkal Majalla" w:hint="cs"/>
+          <w:sz w:val="28"/>
+          <w:szCs w:val="28"/>
+          <w:rtl/>
+          <w:lang w:bidi="ar-AE"/>
+        </w:rPr>
+        <w:t>الملك</w:t>
+      </w:r>
+      <w:r>
+        <w:rPr>
+          <w:rFonts w:ascii="Sakkal Majalla" w:hAnsi="Sakkal Majalla" w:cs="Sakkal Majalla"/>
+          <w:sz w:val="28"/>
+          <w:szCs w:val="28"/>
+          <w:rtl/>
+          <w:lang w:bidi="ar-AE"/>
+        </w:rPr>
+        <w:t xml:space="preserve"> </w:t>
+      </w:r>
+      <w:r>
+        <w:rPr>
+          <w:rFonts w:ascii="Sakkal Majalla" w:hAnsi="Sakkal Majalla" w:cs="Sakkal Majalla" w:hint="cs"/>
+          <w:sz w:val="28"/>
+          <w:szCs w:val="28"/>
+          <w:rtl/>
+          <w:lang w:bidi="ar-AE"/>
+        </w:rPr>
+        <w:t>العظيم</w:t>
+      </w:r>
+      <w:r>
+        <w:rPr>
+          <w:rFonts w:ascii="Sakkal Majalla" w:hAnsi="Sakkal Majalla" w:cs="Sakkal Majalla"/>
+          <w:sz w:val="28"/>
+          <w:szCs w:val="28"/>
+          <w:rtl/>
+          <w:lang w:bidi="ar-AE"/>
+        </w:rPr>
+        <w:t xml:space="preserve">" </w:t>
+      </w:r>
+      <w:r>
+        <w:rPr>
+          <w:rFonts w:ascii="Sakkal Majalla" w:hAnsi="Sakkal Majalla" w:cs="Sakkal Majalla" w:hint="cs"/>
+          <w:sz w:val="28"/>
+          <w:szCs w:val="28"/>
+          <w:rtl/>
+          <w:lang w:bidi="ar-AE"/>
+        </w:rPr>
+        <w:t>والمسي</w:t>
+      </w:r>
+      <w:r>
+        <w:rPr>
+          <w:rFonts w:ascii="Sakkal Majalla" w:hAnsi="Sakkal Majalla" w:cs="Sakkal Majalla" w:hint="cs"/>
+          <w:sz w:val="28"/>
+          <w:szCs w:val="28"/>
+          <w:rtl/>
+          <w:lang w:bidi="ar-AE"/>
+        </w:rPr>
+        <w:t>ا</w:t>
+      </w:r>
+      <w:r>
+        <w:rPr>
+          <w:rFonts w:ascii="Sakkal Majalla" w:hAnsi="Sakkal Majalla" w:cs="Sakkal Majalla"/>
+          <w:sz w:val="28"/>
+          <w:szCs w:val="28"/>
+          <w:rtl/>
+          <w:lang w:bidi="ar-AE"/>
+        </w:rPr>
+        <w:t xml:space="preserve"> </w:t>
+      </w:r>
+      <w:r>
+        <w:rPr>
+          <w:rFonts w:ascii="Sakkal Majalla" w:hAnsi="Sakkal Majalla" w:cs="Sakkal Majalla" w:hint="cs"/>
+          <w:sz w:val="28"/>
+          <w:szCs w:val="28"/>
+          <w:rtl/>
+          <w:lang w:bidi="ar-AE"/>
+        </w:rPr>
+        <w:t>الموعود</w:t>
+      </w:r>
+      <w:r>
+        <w:rPr>
+          <w:rFonts w:ascii="Sakkal Majalla" w:hAnsi="Sakkal Majalla" w:cs="Sakkal Majalla"/>
+          <w:sz w:val="28"/>
+          <w:szCs w:val="28"/>
+          <w:rtl/>
+          <w:lang w:bidi="ar-AE"/>
+        </w:rPr>
+        <w:t xml:space="preserve"> </w:t>
+      </w:r>
+      <w:r>
+        <w:rPr>
+          <w:rFonts w:ascii="Sakkal Majalla" w:hAnsi="Sakkal Majalla" w:cs="Sakkal Majalla" w:hint="cs"/>
+          <w:sz w:val="28"/>
+          <w:szCs w:val="28"/>
+          <w:rtl/>
+          <w:lang w:bidi="ar-AE"/>
+        </w:rPr>
+        <w:t>والمتوقع</w:t>
+      </w:r>
+      <w:r>
+        <w:rPr>
+          <w:rFonts w:ascii="Sakkal Majalla" w:hAnsi="Sakkal Majalla" w:cs="Sakkal Majalla"/>
+          <w:sz w:val="28"/>
+          <w:szCs w:val="28"/>
+          <w:rtl/>
+          <w:lang w:bidi="ar-AE"/>
+        </w:rPr>
+        <w:t xml:space="preserve"> </w:t>
+      </w:r>
+      <w:r>
+        <w:rPr>
+          <w:rFonts w:ascii="Sakkal Majalla" w:hAnsi="Sakkal Majalla" w:cs="Sakkal Majalla" w:hint="cs"/>
+          <w:sz w:val="28"/>
+          <w:szCs w:val="28"/>
+          <w:rtl/>
+          <w:lang w:bidi="ar-AE"/>
+        </w:rPr>
+        <w:t>لإسرائيل</w:t>
+      </w:r>
+      <w:r>
+        <w:rPr>
+          <w:rFonts w:ascii="Sakkal Majalla" w:hAnsi="Sakkal Majalla" w:cs="Sakkal Majalla"/>
+          <w:sz w:val="28"/>
+          <w:szCs w:val="28"/>
+          <w:rtl/>
+          <w:lang w:bidi="ar-AE"/>
+        </w:rPr>
+        <w:t xml:space="preserve"> </w:t>
+      </w:r>
+      <w:r>
+        <w:rPr>
+          <w:rFonts w:ascii="Sakkal Majalla" w:hAnsi="Sakkal Majalla" w:cs="Sakkal Majalla" w:hint="cs"/>
+          <w:sz w:val="28"/>
+          <w:szCs w:val="28"/>
+          <w:rtl/>
+          <w:lang w:bidi="ar-AE"/>
+        </w:rPr>
+        <w:t>كان ينبغي حتمًا</w:t>
+      </w:r>
+      <w:r>
+        <w:rPr>
+          <w:rFonts w:ascii="Sakkal Majalla" w:hAnsi="Sakkal Majalla" w:cs="Sakkal Majalla"/>
+          <w:sz w:val="28"/>
+          <w:szCs w:val="28"/>
+          <w:rtl/>
+          <w:lang w:bidi="ar-AE"/>
+        </w:rPr>
+        <w:t xml:space="preserve"> </w:t>
+      </w:r>
+      <w:r>
+        <w:rPr>
+          <w:rFonts w:ascii="Sakkal Majalla" w:hAnsi="Sakkal Majalla" w:cs="Sakkal Majalla" w:hint="cs"/>
+          <w:sz w:val="28"/>
+          <w:szCs w:val="28"/>
+          <w:rtl/>
+          <w:lang w:bidi="ar-AE"/>
+        </w:rPr>
+        <w:t>أن</w:t>
+      </w:r>
+      <w:r>
+        <w:rPr>
+          <w:rFonts w:ascii="Sakkal Majalla" w:hAnsi="Sakkal Majalla" w:cs="Sakkal Majalla"/>
+          <w:sz w:val="28"/>
+          <w:szCs w:val="28"/>
+          <w:rtl/>
+          <w:lang w:bidi="ar-AE"/>
+        </w:rPr>
+        <w:t xml:space="preserve"> </w:t>
+      </w:r>
+      <w:r>
+        <w:rPr>
+          <w:rFonts w:ascii="Sakkal Majalla" w:hAnsi="Sakkal Majalla" w:cs="Sakkal Majalla" w:hint="cs"/>
+          <w:sz w:val="28"/>
+          <w:szCs w:val="28"/>
+          <w:rtl/>
+          <w:lang w:bidi="ar-AE"/>
+        </w:rPr>
+        <w:t>يكون</w:t>
+      </w:r>
+      <w:r>
+        <w:rPr>
+          <w:rFonts w:ascii="Sakkal Majalla" w:hAnsi="Sakkal Majalla" w:cs="Sakkal Majalla"/>
+          <w:sz w:val="28"/>
+          <w:szCs w:val="28"/>
+          <w:rtl/>
+          <w:lang w:bidi="ar-AE"/>
+        </w:rPr>
+        <w:t xml:space="preserve"> </w:t>
+      </w:r>
+      <w:r>
+        <w:rPr>
+          <w:rFonts w:ascii="Sakkal Majalla" w:hAnsi="Sakkal Majalla" w:cs="Sakkal Majalla" w:hint="cs"/>
+          <w:sz w:val="28"/>
+          <w:szCs w:val="28"/>
+          <w:rtl/>
+          <w:lang w:bidi="ar-AE"/>
+        </w:rPr>
+        <w:t>أخطر</w:t>
+      </w:r>
+      <w:r>
+        <w:rPr>
+          <w:rFonts w:ascii="Sakkal Majalla" w:hAnsi="Sakkal Majalla" w:cs="Sakkal Majalla"/>
+          <w:sz w:val="28"/>
+          <w:szCs w:val="28"/>
+          <w:rtl/>
+          <w:lang w:bidi="ar-AE"/>
+        </w:rPr>
+        <w:t xml:space="preserve"> </w:t>
+      </w:r>
+      <w:r>
+        <w:rPr>
+          <w:rFonts w:ascii="Sakkal Majalla" w:hAnsi="Sakkal Majalla" w:cs="Sakkal Majalla" w:hint="cs"/>
+          <w:sz w:val="28"/>
+          <w:szCs w:val="28"/>
+          <w:rtl/>
+          <w:lang w:bidi="ar-AE"/>
+        </w:rPr>
+        <w:t>حدث</w:t>
+      </w:r>
+      <w:r>
+        <w:rPr>
+          <w:rFonts w:ascii="Sakkal Majalla" w:hAnsi="Sakkal Majalla" w:cs="Sakkal Majalla"/>
+          <w:sz w:val="28"/>
+          <w:szCs w:val="28"/>
+          <w:rtl/>
+          <w:lang w:bidi="ar-AE"/>
+        </w:rPr>
+        <w:t xml:space="preserve"> </w:t>
+      </w:r>
+      <w:r>
+        <w:rPr>
+          <w:rFonts w:ascii="Sakkal Majalla" w:hAnsi="Sakkal Majalla" w:cs="Sakkal Majalla" w:hint="cs"/>
+          <w:sz w:val="28"/>
+          <w:szCs w:val="28"/>
+          <w:rtl/>
+          <w:lang w:bidi="ar-AE"/>
+        </w:rPr>
+        <w:t>في</w:t>
+      </w:r>
+      <w:r>
+        <w:rPr>
+          <w:rFonts w:ascii="Sakkal Majalla" w:hAnsi="Sakkal Majalla" w:cs="Sakkal Majalla"/>
+          <w:sz w:val="28"/>
+          <w:szCs w:val="28"/>
+          <w:rtl/>
+          <w:lang w:bidi="ar-AE"/>
+        </w:rPr>
+        <w:t xml:space="preserve"> </w:t>
+      </w:r>
+      <w:r>
+        <w:rPr>
+          <w:rFonts w:ascii="Sakkal Majalla" w:hAnsi="Sakkal Majalla" w:cs="Sakkal Majalla" w:hint="cs"/>
+          <w:sz w:val="28"/>
+          <w:szCs w:val="28"/>
+          <w:rtl/>
+          <w:lang w:bidi="ar-AE"/>
+        </w:rPr>
+        <w:t>هذا</w:t>
+      </w:r>
+      <w:r>
+        <w:rPr>
+          <w:rFonts w:ascii="Sakkal Majalla" w:hAnsi="Sakkal Majalla" w:cs="Sakkal Majalla"/>
+          <w:sz w:val="28"/>
+          <w:szCs w:val="28"/>
+          <w:rtl/>
+          <w:lang w:bidi="ar-AE"/>
+        </w:rPr>
+        <w:t xml:space="preserve"> </w:t>
+      </w:r>
+      <w:r>
+        <w:rPr>
+          <w:rFonts w:ascii="Sakkal Majalla" w:hAnsi="Sakkal Majalla" w:cs="Sakkal Majalla" w:hint="cs"/>
+          <w:sz w:val="28"/>
+          <w:szCs w:val="28"/>
+          <w:rtl/>
+          <w:lang w:bidi="ar-AE"/>
+        </w:rPr>
+        <w:t>العالم</w:t>
+      </w:r>
+      <w:r>
+        <w:rPr>
+          <w:rFonts w:ascii="Sakkal Majalla" w:hAnsi="Sakkal Majalla" w:cs="Sakkal Majalla" w:hint="cs"/>
+          <w:sz w:val="28"/>
+          <w:szCs w:val="28"/>
+          <w:rtl/>
+          <w:lang w:bidi="ar-AE"/>
+        </w:rPr>
+        <w:t xml:space="preserve"> و</w:t>
+      </w:r>
+      <w:r>
+        <w:rPr>
+          <w:rFonts w:ascii="Sakkal Majalla" w:hAnsi="Sakkal Majalla" w:cs="Sakkal Majalla" w:hint="cs"/>
+          <w:sz w:val="28"/>
+          <w:szCs w:val="28"/>
+          <w:rtl/>
+          <w:lang w:bidi="ar-AE"/>
+        </w:rPr>
+        <w:t xml:space="preserve">أن </w:t>
+      </w:r>
+      <w:r>
+        <w:rPr>
+          <w:rFonts w:ascii="Sakkal Majalla" w:hAnsi="Sakkal Majalla" w:cs="Sakkal Majalla" w:hint="cs"/>
+          <w:sz w:val="28"/>
+          <w:szCs w:val="28"/>
+          <w:rtl/>
+          <w:lang w:bidi="ar-AE"/>
+        </w:rPr>
+        <w:t>يبقى كذلك</w:t>
+      </w:r>
+      <w:r>
+        <w:rPr>
+          <w:rFonts w:ascii="Sakkal Majalla" w:hAnsi="Sakkal Majalla" w:cs="Sakkal Majalla"/>
+          <w:sz w:val="28"/>
+          <w:szCs w:val="28"/>
+          <w:rtl/>
+          <w:lang w:bidi="ar-AE"/>
+        </w:rPr>
+        <w:t>.</w:t>
+      </w:r>
+      <w:r>
+        <w:rPr>
+          <w:rFonts w:ascii="Sakkal Majalla" w:hAnsi="Sakkal Majalla" w:cs="Sakkal Majalla" w:hint="cs"/>
+          <w:sz w:val="28"/>
+          <w:szCs w:val="28"/>
+          <w:rtl/>
+          <w:lang w:bidi="ar-AE"/>
+        </w:rPr>
+        <w:t xml:space="preserve"> لأجل هذا الترتيب الزمني للأحداث ما كان سيكون كافيًا ليهب غرض الروح القدس في إنجيل متى وزنه المطلوب. لذا فإن الروح القدس يعمل هنا كما يعمل </w:t>
+      </w:r>
+      <w:r>
+        <w:rPr>
+          <w:rFonts w:ascii="Sakkal Majalla" w:hAnsi="Sakkal Majalla" w:cs="Sakkal Majalla" w:hint="cs"/>
+          <w:sz w:val="28"/>
+          <w:szCs w:val="28"/>
+          <w:rtl/>
+          <w:lang w:bidi="ar-AE"/>
+        </w:rPr>
+        <w:t xml:space="preserve">إنسان ضعيف الفهم </w:t>
+      </w:r>
+      <w:r>
+        <w:rPr>
+          <w:rFonts w:ascii="Sakkal Majalla" w:hAnsi="Sakkal Majalla" w:cs="Sakkal Majalla" w:hint="cs"/>
+          <w:sz w:val="28"/>
+          <w:szCs w:val="28"/>
+          <w:rtl/>
+          <w:lang w:bidi="ar-AE"/>
+        </w:rPr>
+        <w:t>لو</w:t>
+      </w:r>
+      <w:r>
+        <w:rPr>
+          <w:rFonts w:ascii="Sakkal Majalla" w:hAnsi="Sakkal Majalla" w:cs="Sakkal Majalla" w:hint="cs"/>
+          <w:sz w:val="28"/>
+          <w:szCs w:val="28"/>
+          <w:rtl/>
+          <w:lang w:bidi="ar-AE"/>
+        </w:rPr>
+        <w:t xml:space="preserve"> كان عليه أن يعرض موضوعًا مشابهًا.</w:t>
+      </w:r>
+      <w:r>
+        <w:rPr>
+          <w:rFonts w:ascii="Sakkal Majalla" w:hAnsi="Sakkal Majalla" w:cs="Sakkal Majalla" w:hint="cs"/>
+          <w:sz w:val="28"/>
+          <w:szCs w:val="28"/>
+          <w:rtl/>
+          <w:lang w:bidi="ar-AE"/>
+        </w:rPr>
+        <w:t xml:space="preserve"> </w:t>
+      </w:r>
+      <w:r>
+        <w:rPr>
+          <w:rFonts w:ascii="Sakkal Majalla" w:hAnsi="Sakkal Majalla" w:cs="Sakkal Majalla" w:hint="cs"/>
+          <w:sz w:val="28"/>
+          <w:szCs w:val="28"/>
+          <w:rtl/>
+        </w:rPr>
+        <w:t>إن مختلف الأماكن، الأشخاص الأزمنة في التاريخ، الوقائع البارزة الرئيسية تُجمع معًا للإعلان عن كل رفض المسيا والتحول البديع الذي أدخله الله كنتيجة لهذا الرفض لخير الأمم. هذا هو موضوع إنجيل متى وهو يوضّح الحيدان عن التسلسل الزمني.</w:t>
+      </w:r>
+    </w:p>
+    <w:p>
+      <w:pPr>
+        <w:jc w:val="both"/>
+        <w:rPr>
+          <w:rFonts w:ascii="Sakkal Majalla" w:hAnsi="Sakkal Majalla" w:cs="Sakkal Majalla"/>
+          <w:sz w:val="28"/>
+          <w:szCs w:val="28"/>
+          <w:rtl/>
+        </w:rPr>
+      </w:pPr>
+      <w:r>
+        <w:rPr>
+          <w:rFonts w:ascii="Sakkal Majalla" w:hAnsi="Sakkal Majalla" w:cs="Sakkal Majalla" w:hint="cs"/>
+          <w:sz w:val="28"/>
+          <w:szCs w:val="28"/>
+          <w:rtl/>
+        </w:rPr>
+        <w:t xml:space="preserve">في إنجيل لوقا لدينا سبب آخر نجده مُصادَق عليه </w:t>
+      </w:r>
+      <w:r>
+        <w:rPr>
+          <w:rFonts w:ascii="Sakkal Majalla" w:hAnsi="Sakkal Majalla" w:cs="Sakkal Majalla" w:hint="cs"/>
+          <w:sz w:val="28"/>
+          <w:szCs w:val="28"/>
+          <w:rtl/>
+        </w:rPr>
+        <w:t xml:space="preserve">بشكل كافي إن توجهنا إليه بالتفصيل. لأنه هناك يقدم لنا الروح القدس المسيح كالذي يكشف عن جميع المصادر الأدبية لقلب الإنسان وأيضًا عن نعمة الله الكاملة في تعامله مع الإنسان كما هو. إننا نجد أيضًا الحكمة الإلهية في المسيح، التي تسير طريقها عبر هذا العالم. إلى جانبها تأتي النعمة الحلوة، التي تجذب الإنسان، عندما يكون مرتبكًا تمامًا ومحطمًا ملقيًا نفسه على الله. بالتالي نحن نجد كذلك كما في متى، في كل إنجيل لوقا، بأنه في مفهوم ما </w:t>
+      </w:r>
+      <w:r>
+        <w:rPr>
+          <w:rFonts w:ascii="Sakkal Majalla" w:hAnsi="Sakkal Majalla" w:cs="Sakkal Majalla" w:hint="cs"/>
+          <w:sz w:val="28"/>
+          <w:szCs w:val="28"/>
+          <w:rtl/>
+        </w:rPr>
+        <w:t>يغض الطرف عن</w:t>
+      </w:r>
+      <w:r>
+        <w:rPr>
+          <w:rFonts w:ascii="Sakkal Majalla" w:hAnsi="Sakkal Majalla" w:cs="Sakkal Majalla" w:hint="cs"/>
+          <w:sz w:val="28"/>
+          <w:szCs w:val="28"/>
+          <w:rtl/>
+        </w:rPr>
+        <w:t xml:space="preserve"> التسلسل الزمني المجرد للأحداث. إن أخذنا حدثين يوضحان بعضهما، لكنهما حادثان في أزمنة مختلفة، عندها من الممكن في هذا الحال وضع هذين الحدثين جنبًا إلى جنب مباشرة. فإن على سبيل المثال أراد الروح القدس بأن يُظهر </w:t>
+      </w:r>
+      <w:r>
+        <w:rPr>
+          <w:rFonts w:ascii="Sakkal Majalla" w:hAnsi="Sakkal Majalla" w:cs="Sakkal Majalla" w:hint="cs"/>
+          <w:sz w:val="28"/>
+          <w:szCs w:val="28"/>
+          <w:rtl/>
+        </w:rPr>
+        <w:t xml:space="preserve">في تاريخ ربنا قيمة كلمة الله والصلاة، فبإمكانه أن يجمع مثالين ملفتين للانتباه بصورة واضحة: في أحدهما يعلن الرب عن أفكار الله عن الصلاة، وفي الثاني يقيّم قيمة كلمة الله (قارن لوقا 10: 38 </w:t>
+      </w:r>
+      <w:r>
+        <w:rPr>
+          <w:rFonts w:ascii="Sakkal Majalla" w:hAnsi="Sakkal Majalla" w:cs="Sakkal Majalla"/>
+          <w:sz w:val="28"/>
+          <w:szCs w:val="28"/>
+          <w:rtl/>
+        </w:rPr>
+        <w:t>–</w:t>
+      </w:r>
+      <w:r>
+        <w:rPr>
+          <w:rFonts w:ascii="Sakkal Majalla" w:hAnsi="Sakkal Majalla" w:cs="Sakkal Majalla" w:hint="cs"/>
+          <w:sz w:val="28"/>
+          <w:szCs w:val="28"/>
+          <w:rtl/>
+        </w:rPr>
+        <w:t xml:space="preserve"> 42 و 11: 1 </w:t>
+      </w:r>
+      <w:r>
+        <w:rPr>
+          <w:rFonts w:ascii="Sakkal Majalla" w:hAnsi="Sakkal Majalla" w:cs="Sakkal Majalla"/>
+          <w:sz w:val="28"/>
+          <w:szCs w:val="28"/>
+          <w:rtl/>
+        </w:rPr>
+        <w:t>–</w:t>
+      </w:r>
+      <w:r>
+        <w:rPr>
+          <w:rFonts w:ascii="Sakkal Majalla" w:hAnsi="Sakkal Majalla" w:cs="Sakkal Majalla" w:hint="cs"/>
+          <w:sz w:val="28"/>
+          <w:szCs w:val="28"/>
+          <w:rtl/>
+        </w:rPr>
+        <w:t xml:space="preserve"> 13). إنه بالتالي ليس من المهم البتة إن حدث الحدثان في الوقت نفسه. ليس من المهم متى حدثا </w:t>
+      </w:r>
+      <w:r>
+        <w:rPr>
+          <w:rFonts w:ascii="Sakkal Majalla" w:hAnsi="Sakkal Majalla" w:cs="Sakkal Majalla"/>
+          <w:sz w:val="28"/>
+          <w:szCs w:val="28"/>
+          <w:rtl/>
+        </w:rPr>
+        <w:t>–</w:t>
+      </w:r>
+      <w:r>
+        <w:rPr>
+          <w:rFonts w:ascii="Sakkal Majalla" w:hAnsi="Sakkal Majalla" w:cs="Sakkal Majalla" w:hint="cs"/>
+          <w:sz w:val="28"/>
+          <w:szCs w:val="28"/>
+          <w:rtl/>
+        </w:rPr>
+        <w:t xml:space="preserve"> إنهما يُظه</w:t>
+      </w:r>
+      <w:r>
+        <w:rPr>
+          <w:rFonts w:ascii="Sakkal Majalla" w:hAnsi="Sakkal Majalla" w:cs="Sakkal Majalla" w:hint="cs"/>
+          <w:sz w:val="28"/>
+          <w:szCs w:val="28"/>
+          <w:rtl/>
+        </w:rPr>
+        <w:t>َ</w:t>
+      </w:r>
+      <w:r>
+        <w:rPr>
+          <w:rFonts w:ascii="Sakkal Majalla" w:hAnsi="Sakkal Majalla" w:cs="Sakkal Majalla" w:hint="cs"/>
+          <w:sz w:val="28"/>
+          <w:szCs w:val="28"/>
+          <w:rtl/>
+        </w:rPr>
+        <w:t>ران معًا. بالفعل من الممكن من خلال استخراج الأحداث من نطاقها الزمني الكشف عن الحق بأكثر وضوح، الذي يود الروح القدس بأن يخبرنا به.</w:t>
+      </w:r>
+    </w:p>
+    <w:p>
+      <w:pPr>
+        <w:jc w:val="both"/>
+        <w:rPr>
+          <w:rFonts w:ascii="Sakkal Majalla" w:hAnsi="Sakkal Majalla" w:cs="Sakkal Majalla"/>
+          <w:sz w:val="28"/>
+          <w:szCs w:val="28"/>
+          <w:rtl/>
+        </w:rPr>
+      </w:pPr>
+      <w:r>
+        <w:rPr>
+          <w:rFonts w:ascii="Sakkal Majalla" w:hAnsi="Sakkal Majalla" w:cs="Sakkal Majalla" w:hint="cs"/>
+          <w:sz w:val="28"/>
+          <w:szCs w:val="28"/>
+          <w:rtl/>
+        </w:rPr>
+        <w:t>إني أضع هذه الملاحظات العامة هنا</w:t>
+      </w:r>
+      <w:r>
+        <w:rPr>
+          <w:rFonts w:ascii="Sakkal Majalla" w:hAnsi="Sakkal Majalla" w:cs="Sakkal Majalla" w:hint="cs"/>
+          <w:sz w:val="28"/>
+          <w:szCs w:val="28"/>
+          <w:rtl/>
+        </w:rPr>
+        <w:t>، لأني أعتقد بأنها ملائمة جيدًا لتقديم إنجيل مرقس.</w:t>
+      </w:r>
+    </w:p>
+    <w:p>
+      <w:pPr>
+        <w:jc w:val="both"/>
+        <w:rPr>
+          <w:rFonts w:ascii="Sakkal Majalla" w:hAnsi="Sakkal Majalla" w:cs="Sakkal Majalla"/>
+          <w:sz w:val="28"/>
+          <w:szCs w:val="28"/>
+          <w:rtl/>
+        </w:rPr>
+      </w:pPr>
+      <w:r>
+        <w:rPr>
+          <w:rFonts w:ascii="Sakkal Majalla" w:hAnsi="Sakkal Majalla" w:cs="Sakkal Majalla" w:hint="cs"/>
+          <w:sz w:val="28"/>
+          <w:szCs w:val="28"/>
+          <w:rtl/>
+        </w:rPr>
+        <w:t>غير أن الله اهتم ب</w:t>
+      </w:r>
+      <w:r>
+        <w:rPr>
+          <w:rFonts w:ascii="Sakkal Majalla" w:hAnsi="Sakkal Majalla" w:cs="Sakkal Majalla" w:hint="cs"/>
+          <w:sz w:val="28"/>
+          <w:szCs w:val="28"/>
+          <w:rtl/>
+        </w:rPr>
+        <w:t>أ</w:t>
+      </w:r>
+      <w:r>
+        <w:rPr>
+          <w:rFonts w:ascii="Sakkal Majalla" w:hAnsi="Sakkal Majalla" w:cs="Sakkal Majalla" w:hint="cs"/>
+          <w:sz w:val="28"/>
+          <w:szCs w:val="28"/>
+          <w:rtl/>
+        </w:rPr>
+        <w:t>نه في هذه الطريقة سيواجه مسألة أخرى. الإنسان يُسر في استخدامه هذه الانحرافات عن التسلسل التاريخي في بعض الأناجيل والحفاظ عليها في أناجيل أخرى، لإساءة سمعة الذين كتبوا وما كتبوه. نعم هو عجول في الانتقاد. إن هذا الاشتكاء</w:t>
+      </w:r>
+      <w:r>
+        <w:rPr>
+          <w:rFonts w:ascii="Sakkal Majalla" w:hAnsi="Sakkal Majalla" w:cs="Sakkal Majalla" w:hint="cs"/>
+          <w:sz w:val="28"/>
+          <w:szCs w:val="28"/>
+          <w:rtl/>
+        </w:rPr>
+        <w:t xml:space="preserve"> الذي</w:t>
+      </w:r>
+      <w:r>
+        <w:rPr>
+          <w:rFonts w:ascii="Sakkal Majalla" w:hAnsi="Sakkal Majalla" w:cs="Sakkal Majalla" w:hint="cs"/>
+          <w:sz w:val="28"/>
+          <w:szCs w:val="28"/>
+          <w:rtl/>
+        </w:rPr>
+        <w:t xml:space="preserve"> من دون معنى. الله استخدم طريقة حكيمة جدًا ليدحض عدم إيمان الإنسان المستخف من الإيمان. هنالك أربع أناجيل؛ من بين هذه الأربعة اثنان يتمسكان بالتسلسل التاريخي، بينما اثنان يتركانه عند الضرورة. عدا عن ذلك </w:t>
+      </w:r>
+      <w:r>
+        <w:rPr>
+          <w:rFonts w:ascii="Sakkal Majalla" w:hAnsi="Sakkal Majalla" w:cs="Sakkal Majalla" w:hint="cs"/>
+          <w:sz w:val="28"/>
+          <w:szCs w:val="28"/>
+          <w:rtl/>
+        </w:rPr>
+        <w:t>في كل واحد من هذين الإنجيلين كان رسول واحد وفي الآخر لم يكن. من بين الإنجيلين مرقس ويوحنا اللذان تمسكا بالتسلسل الزمني، لم يكن مَن سلّم الأحداث بأدق التفاصيل هو الرسول.</w:t>
+      </w:r>
+    </w:p>
+    <w:p>
+      <w:pPr>
+        <w:jc w:val="both"/>
+        <w:rPr>
+          <w:rFonts w:ascii="Sakkal Majalla" w:hAnsi="Sakkal Majalla" w:cs="Sakkal Majalla"/>
+          <w:sz w:val="28"/>
+          <w:szCs w:val="28"/>
+          <w:rtl/>
+          <w:lang w:val="de-DE"/>
+        </w:rPr>
+      </w:pPr>
+      <w:r>
+        <w:rPr>
+          <w:rFonts w:ascii="Sakkal Majalla" w:hAnsi="Sakkal Majalla" w:cs="Sakkal Majalla"/>
+          <w:sz w:val="28"/>
+          <w:szCs w:val="28"/>
+          <w:lang w:val="de-DE"/>
+        </w:rPr>
+        <w:t>Nichtsdestoweniger hält Johannes, der ein Apostel war, bei seinen lückenhaften </w:t>
       </w:r>
     </w:p>
     <w:sectPr>
-      <w:pgSz w:w="12240" w:h="15840"/>
-      <w:pgMar w:top="1440" w:right="1800" w:bottom="1440" w:left="1800" w:header="720" w:footer="720" w:gutter="0"/>
-      <w:cols w:space="720"/>
+      <w:pgSz w:w="11906" w:h="16838"/>
+      <w:pgMar w:top="1440" w:right="1800" w:bottom="1440" w:left="1800" w:header="708" w:footer="708" w:gutter="0"/>
+      <w:cols w:space="708"/>
+      <w:bidi/>
+      <w:rtlGutter/>
       <w:docGrid w:linePitch="360"/>
     </w:sectPr>
   </w:body>
@@ -284,19 +2250,15 @@
   <w:docDefaults>
     <w:rPrDefault>
       <w:rPr>
-        <w:rFonts w:ascii="Sakkal Majalla" w:eastAsiaTheme="minorHAnsi" w:hAnsi="Sakkal Majalla" w:cs="Sakkal Majalla"/>
-        <w:kern w:val="2"/>
-        <w:sz w:val="28"/>
-        <w:szCs w:val="28"/>
-        <w:lang w:val="en-US" w:eastAsia="en-US" w:bidi="he-IL"/>
-        <w14:ligatures w14:val="standardContextual"/>
+        <w:rFonts w:asciiTheme="minorHAnsi" w:eastAsiaTheme="minorHAnsi" w:hAnsiTheme="minorHAnsi" w:cstheme="minorBidi"/>
+        <w:sz w:val="22"/>
+        <w:szCs w:val="22"/>
+        <w:lang w:val="en-US" w:eastAsia="en-US" w:bidi="ar-SA"/>
       </w:rPr>
     </w:rPrDefault>
     <w:pPrDefault>
       <w:pPr>
-        <w:bidi/>
         <w:spacing w:after="160" w:line="259" w:lineRule="auto"/>
-        <w:jc w:val="both"/>
       </w:pPr>
     </w:pPrDefault>
   </w:docDefaults>
@@ -681,8 +2643,10 @@
   <w:style w:type="paragraph" w:default="1" w:styleId="Normal">
     <w:name w:val="Normal"/>
     <w:qFormat/>
+    <w:pPr>
+      <w:bidi/>
+    </w:pPr>
     <w:rPr>
-      <w:noProof/>
       <w:lang w:bidi="ar-EG"/>
     </w:rPr>
   </w:style>
@@ -718,7 +2682,7 @@
     <w:basedOn w:val="DefaultParagraphFont"/>
     <w:uiPriority w:val="99"/>
     <w:unhideWhenUsed/>
-    <w:rsid w:val="00707423"/>
+    <w:rsid w:val="00E85F3F"/>
     <w:rPr>
       <w:color w:val="0563C1" w:themeColor="hyperlink"/>
       <w:u w:val="single"/>
@@ -730,10 +2694,22 @@
     <w:uiPriority w:val="99"/>
     <w:semiHidden/>
     <w:unhideWhenUsed/>
-    <w:rsid w:val="00707423"/>
+    <w:rsid w:val="00E85F3F"/>
     <w:rPr>
       <w:color w:val="605E5C"/>
       <w:shd w:val="clear" w:color="auto" w:fill="E1DFDD"/>
+    </w:rPr>
+  </w:style>
+  <w:style w:type="character" w:styleId="FollowedHyperlink">
+    <w:name w:val="FollowedHyperlink"/>
+    <w:basedOn w:val="DefaultParagraphFont"/>
+    <w:uiPriority w:val="99"/>
+    <w:semiHidden/>
+    <w:unhideWhenUsed/>
+    <w:rsid w:val="0020388A"/>
+    <w:rPr>
+      <w:color w:val="954F72" w:themeColor="followedHyperlink"/>
+      <w:u w:val="single"/>
     </w:rPr>
   </w:style>
 </w:styles>
